--- a/claude/FIGURE_CATALOG_FA.docx
+++ b/claude/FIGURE_CATALOG_FA.docx
@@ -2,7 +2,7 @@
 <file path=word/document.xml><?xml version="1.0" encoding="utf-8"?>
 <w:document xmlns:w="http://schemas.openxmlformats.org/wordprocessingml/2006/main" xmlns:m="http://schemas.openxmlformats.org/officeDocument/2006/math" xmlns:r="http://schemas.openxmlformats.org/officeDocument/2006/relationships" xmlns:o="urn:schemas-microsoft-com:office:office" xmlns:v="urn:schemas-microsoft-com:vml" xmlns:w10="urn:schemas-microsoft-com:office:word" xmlns:a="http://schemas.openxmlformats.org/drawingml/2006/main" xmlns:pic="http://schemas.openxmlformats.org/drawingml/2006/picture" xmlns:wp="http://schemas.openxmlformats.org/drawingml/2006/wordprocessingDrawing">
   <w:body>
-    <w:bookmarkStart w:id="85" w:name="X66a1e29e6979ccae9633844d7dda01eaebc9fce"/>
+    <w:bookmarkStart w:id="142" w:name="Xe651b624a3f957f6870f696212b72b9924c0aad"/>
     <w:p>
       <w:pPr>
         <w:pStyle w:val="Heading1"/>
@@ -12,7 +12,7 @@
         <w:rPr>
           <w:rtl/>
         </w:rPr>
-        <w:t xml:space="preserve">کاتالوگ نمودارها برای انتخاب شکل‌های فصل چهارم</w:t>
+        <w:t xml:space="preserve">کاتالوگ نمودارها برای انتخاب شکل‌های فصل چهارم (سیاه‌وسفید)</w:t>
       </w:r>
     </w:p>
     <w:p>
@@ -49,19 +49,7 @@
         <w:rPr>
           <w:rtl/>
         </w:rPr>
-        <w:t xml:space="preserve">شکل‌هاست: برای هر مطالعهٔ فصل چهارم، به‌جای یک</w:t>
-      </w:r>
-      <w:r>
-        <w:rPr>
-          <w:rtl/>
-        </w:rPr>
-        <w:t xml:space="preserve"> </w:t>
-      </w:r>
-      <w:r>
-        <w:rPr>
-          <w:rtl/>
-        </w:rPr>
-        <w:t xml:space="preserve">شکل چهارپنلی، یک تصویر با</w:t>
+        <w:t xml:space="preserve">شکل‌هاست. برای هر مطالعهٔ فصل چهارم، کمیت‌ها در</w:t>
       </w:r>
       <w:r>
         <w:rPr>
@@ -75,59 +63,28 @@
           <w:bCs/>
           <w:rtl/>
         </w:rPr>
-        <w:t xml:space="preserve">۹ پنل</w:t>
-      </w:r>
-      <w:r>
-        <w:rPr>
-          <w:rtl/>
-        </w:rPr>
-        <w:t xml:space="preserve"> </w:t>
-      </w:r>
-      <w:r>
-        <w:rPr>
-          <w:rtl/>
-        </w:rPr>
-        <w:t xml:space="preserve">آورده شده که همهٔ کمیت‌های موجود (دما،</w:t>
-      </w:r>
-      <w:r>
-        <w:rPr>
-          <w:rtl/>
-        </w:rPr>
-        <w:t xml:space="preserve"> </w:t>
-      </w:r>
-      <w:r>
-        <w:rPr>
-          <w:rtl/>
-        </w:rPr>
-        <w:t xml:space="preserve">جابجایی، کرنش و مؤلفه‌های تنش) را برای همهٔ حالت‌های آن مطالعه با هم نشان می‌دهد.</w:t>
-      </w:r>
-      <w:r>
-        <w:rPr>
-          <w:rtl/>
-        </w:rPr>
-        <w:t xml:space="preserve"> </w:t>
-      </w:r>
-      <w:r>
-        <w:rPr>
-          <w:rtl/>
-        </w:rPr>
-        <w:t xml:space="preserve">لطفاً برای هر بخش، پنل‌هایی را که می‌خواهید در پایان‌نامه بیاید علامت بزنید تا</w:t>
-      </w:r>
-      <w:r>
-        <w:rPr>
-          <w:rtl/>
-        </w:rPr>
-        <w:t xml:space="preserve"> </w:t>
-      </w:r>
-      <w:r>
-        <w:rPr>
-          <w:rtl/>
-        </w:rPr>
-        <w:t xml:space="preserve">همان‌ها را با کیفیت چاپی (سیاه‌وسفید + رنگی) نهایی کنم.</w:t>
-      </w:r>
-    </w:p>
-    <w:p>
-      <w:pPr>
+        <w:t xml:space="preserve">دو بخش جدا</w:t>
+      </w:r>
+      <w:r>
+        <w:rPr>
+          <w:rtl/>
+        </w:rPr>
+        <w:t xml:space="preserve"> </w:t>
+      </w:r>
+      <w:r>
+        <w:rPr>
+          <w:rtl/>
+        </w:rPr>
+        <w:t xml:space="preserve">آورده شده‌اند تا هر نمودار بزرگ‌تر و خواناتر باشد:</w:t>
+      </w:r>
+    </w:p>
+    <w:p>
+      <w:pPr>
+        <w:pStyle w:val="Compact"/>
+        <w:numPr>
+          <w:ilvl w:val="0"/>
+          <w:numId w:val="1001"/>
+        </w:numPr>
         <w:bidi/>
       </w:pPr>
       <w:r>
@@ -136,598 +93,133 @@
           <w:bCs/>
           <w:rtl/>
         </w:rPr>
-        <w:t xml:space="preserve">چیدمان ۹ پنل هر تصویر:</w:t>
-      </w:r>
-    </w:p>
-    <w:tbl>
-      <w:tblPr>
-        <w:tblStyle w:val="Table"/>
-        <w:tblW w:type="pct" w:w="5000"/>
-        <w:tblLayout w:type="fixed"/>
-        <w:tblLook w:firstRow="1" w:lastRow="0" w:firstColumn="0" w:lastColumn="0" w:noHBand="0" w:noVBand="0" w:val="0020"/>
-      </w:tblPr>
-      <w:tblGrid>
-        <w:gridCol w:w="1980"/>
-        <w:gridCol w:w="1980"/>
-        <w:gridCol w:w="1980"/>
-        <w:gridCol w:w="1980"/>
-      </w:tblGrid>
-      <w:tr>
-        <w:trPr>
-          <w:tblHeader w:val="on"/>
-        </w:trPr>
-        <w:tc>
-          <w:tcPr/>
-          <w:p>
-            <w:pPr>
-              <w:pStyle w:val="Compact"/>
-              <w:bidi/>
-            </w:pPr>
-            <w:r>
-              <w:rPr>
-                <w:rtl/>
-              </w:rPr>
-              <w:t xml:space="preserve">ردیف</w:t>
-            </w:r>
-          </w:p>
-        </w:tc>
-        <w:tc>
-          <w:tcPr/>
-          <w:p>
-            <w:pPr>
-              <w:pStyle w:val="Compact"/>
-              <w:bidi/>
-            </w:pPr>
-            <w:r>
-              <w:rPr>
-                <w:rtl/>
-              </w:rPr>
-              <w:t xml:space="preserve">پنل ۱</w:t>
-            </w:r>
-          </w:p>
-        </w:tc>
-        <w:tc>
-          <w:tcPr/>
-          <w:p>
-            <w:pPr>
-              <w:pStyle w:val="Compact"/>
-              <w:bidi/>
-            </w:pPr>
-            <w:r>
-              <w:rPr>
-                <w:rtl/>
-              </w:rPr>
-              <w:t xml:space="preserve">پنل ۲</w:t>
-            </w:r>
-          </w:p>
-        </w:tc>
-        <w:tc>
-          <w:tcPr/>
-          <w:p>
-            <w:pPr>
-              <w:pStyle w:val="Compact"/>
-              <w:bidi/>
-            </w:pPr>
-            <w:r>
-              <w:rPr>
-                <w:rtl/>
-              </w:rPr>
-              <w:t xml:space="preserve">پنل ۳</w:t>
-            </w:r>
-          </w:p>
-        </w:tc>
-      </w:tr>
-      <w:tr>
-        <w:tc>
-          <w:tcPr/>
-          <w:p>
-            <w:pPr>
-              <w:pStyle w:val="Compact"/>
-              <w:bidi/>
-            </w:pPr>
-            <w:r>
-              <w:rPr>
-                <w:rtl/>
-              </w:rPr>
-              <w:t xml:space="preserve">تاریخچهٔ زمانی (نقطهٔ میانی)</w:t>
-            </w:r>
-          </w:p>
-        </w:tc>
-        <w:tc>
-          <w:tcPr/>
-          <w:p>
-            <w:pPr>
-              <w:pStyle w:val="Compact"/>
-              <w:bidi/>
-            </w:pPr>
-            <w:r>
-              <w:rPr>
-                <w:rtl/>
-              </w:rPr>
-              <w:t xml:space="preserve">(۱) دمای</w:t>
-            </w:r>
-            <w:r>
-              <w:rPr>
-                <w:rtl/>
-              </w:rPr>
-              <w:t xml:space="preserve"> </w:t>
-            </w:r>
-            <m:oMath>
-              <m:sSup>
-                <m:e>
-                  <m:r>
-                    <m:t>T</m:t>
-                  </m:r>
-                </m:e>
-                <m:sup>
-                  <m:r>
-                    <m:rPr>
-                      <m:sty m:val="p"/>
-                    </m:rPr>
-                    <m:t>*</m:t>
-                  </m:r>
-                </m:sup>
-              </m:sSup>
-            </m:oMath>
-          </w:p>
-        </w:tc>
-        <w:tc>
-          <w:tcPr/>
-          <w:p>
-            <w:pPr>
-              <w:pStyle w:val="Compact"/>
-              <w:bidi/>
-            </w:pPr>
-            <w:r>
-              <w:rPr>
-                <w:rtl/>
-              </w:rPr>
-              <w:t xml:space="preserve">(۲) جابجایی شعاعی</w:t>
-            </w:r>
-            <w:r>
-              <w:rPr>
-                <w:rtl/>
-              </w:rPr>
-              <w:t xml:space="preserve"> </w:t>
-            </w:r>
-            <m:oMath>
-              <m:sSup>
-                <m:e>
-                  <m:r>
-                    <m:t>u</m:t>
-                  </m:r>
-                </m:e>
-                <m:sup>
-                  <m:r>
-                    <m:rPr>
-                      <m:sty m:val="p"/>
-                    </m:rPr>
-                    <m:t>*</m:t>
-                  </m:r>
-                </m:sup>
-              </m:sSup>
-            </m:oMath>
-          </w:p>
-        </w:tc>
-        <w:tc>
-          <w:tcPr/>
-          <w:p>
-            <w:pPr>
-              <w:pStyle w:val="Compact"/>
-              <w:bidi/>
-            </w:pPr>
-            <w:r>
-              <w:rPr>
-                <w:rtl/>
-              </w:rPr>
-              <w:t xml:space="preserve">(۳) جابجایی محوری</w:t>
-            </w:r>
-            <w:r>
-              <w:rPr>
-                <w:rtl/>
-              </w:rPr>
-              <w:t xml:space="preserve"> </w:t>
-            </w:r>
-            <m:oMath>
-              <m:sSup>
-                <m:e>
-                  <m:r>
-                    <m:t>w</m:t>
-                  </m:r>
-                </m:e>
-                <m:sup>
-                  <m:r>
-                    <m:rPr>
-                      <m:sty m:val="p"/>
-                    </m:rPr>
-                    <m:t>*</m:t>
-                  </m:r>
-                </m:sup>
-              </m:sSup>
-            </m:oMath>
-          </w:p>
-        </w:tc>
-      </w:tr>
-      <w:tr>
-        <w:tc>
-          <w:tcPr/>
-          <w:p>
-            <w:pPr>
-              <w:pStyle w:val="Compact"/>
-              <w:bidi/>
-            </w:pPr>
-            <w:r>
-              <w:rPr>
-                <w:rtl/>
-              </w:rPr>
-              <w:t xml:space="preserve">پروفیل شعاعی (زمان نهایی)</w:t>
-            </w:r>
-          </w:p>
-        </w:tc>
-        <w:tc>
-          <w:tcPr/>
-          <w:p>
-            <w:pPr>
-              <w:pStyle w:val="Compact"/>
-              <w:bidi/>
-            </w:pPr>
-            <w:r>
-              <w:rPr>
-                <w:rtl/>
-              </w:rPr>
-              <w:t xml:space="preserve">(۴) دمای</w:t>
-            </w:r>
-            <w:r>
-              <w:rPr>
-                <w:rtl/>
-              </w:rPr>
-              <w:t xml:space="preserve"> </w:t>
-            </w:r>
-            <m:oMath>
-              <m:sSup>
-                <m:e>
-                  <m:r>
-                    <m:t>T</m:t>
-                  </m:r>
-                </m:e>
-                <m:sup>
-                  <m:r>
-                    <m:rPr>
-                      <m:sty m:val="p"/>
-                    </m:rPr>
-                    <m:t>*</m:t>
-                  </m:r>
-                </m:sup>
-              </m:sSup>
-              <m:r>
-                <m:rPr>
-                  <m:sty m:val="p"/>
-                </m:rPr>
-                <m:t>(</m:t>
-              </m:r>
-              <m:r>
-                <m:t>ξ</m:t>
-              </m:r>
-              <m:r>
-                <m:rPr>
-                  <m:sty m:val="p"/>
-                </m:rPr>
-                <m:t>)</m:t>
-              </m:r>
-            </m:oMath>
-          </w:p>
-        </w:tc>
-        <w:tc>
-          <w:tcPr/>
-          <w:p>
-            <w:pPr>
-              <w:pStyle w:val="Compact"/>
-              <w:bidi/>
-            </w:pPr>
-            <w:r>
-              <w:rPr>
-                <w:rtl/>
-              </w:rPr>
-              <w:t xml:space="preserve">(۵) جابجایی</w:t>
-            </w:r>
-            <w:r>
-              <w:rPr>
-                <w:rtl/>
-              </w:rPr>
-              <w:t xml:space="preserve"> </w:t>
-            </w:r>
-            <m:oMath>
-              <m:sSup>
-                <m:e>
-                  <m:r>
-                    <m:t>u</m:t>
-                  </m:r>
-                </m:e>
-                <m:sup>
-                  <m:r>
-                    <m:rPr>
-                      <m:sty m:val="p"/>
-                    </m:rPr>
-                    <m:t>*</m:t>
-                  </m:r>
-                </m:sup>
-              </m:sSup>
-              <m:r>
-                <m:rPr>
-                  <m:sty m:val="p"/>
-                </m:rPr>
-                <m:t>(</m:t>
-              </m:r>
-              <m:r>
-                <m:t>ξ</m:t>
-              </m:r>
-              <m:r>
-                <m:rPr>
-                  <m:sty m:val="p"/>
-                </m:rPr>
-                <m:t>)</m:t>
-              </m:r>
-            </m:oMath>
-          </w:p>
-        </w:tc>
-        <w:tc>
-          <w:tcPr/>
-          <w:p>
-            <w:pPr>
-              <w:pStyle w:val="Compact"/>
-              <w:bidi/>
-            </w:pPr>
-            <w:r>
-              <w:rPr>
-                <w:rtl/>
-              </w:rPr>
-              <w:t xml:space="preserve">(۶) کرنش محیطی</w:t>
-            </w:r>
-            <w:r>
-              <w:rPr>
-                <w:rtl/>
-              </w:rPr>
-              <w:t xml:space="preserve"> </w:t>
-            </w:r>
-            <m:oMath>
-              <m:sSub>
-                <m:e>
-                  <m:r>
-                    <m:t>ϵ</m:t>
-                  </m:r>
-                </m:e>
-                <m:sub>
-                  <m:r>
-                    <m:t>θ</m:t>
-                  </m:r>
-                  <m:r>
-                    <m:t>θ</m:t>
-                  </m:r>
-                </m:sub>
-              </m:sSub>
-              <m:r>
-                <m:rPr>
-                  <m:sty m:val="p"/>
-                </m:rPr>
-                <m:t>(</m:t>
-              </m:r>
-              <m:r>
-                <m:t>ξ</m:t>
-              </m:r>
-              <m:r>
-                <m:rPr>
-                  <m:sty m:val="p"/>
-                </m:rPr>
-                <m:t>)</m:t>
-              </m:r>
-            </m:oMath>
-          </w:p>
-        </w:tc>
-      </w:tr>
-      <w:tr>
-        <w:tc>
-          <w:tcPr/>
-          <w:p>
-            <w:pPr>
-              <w:pStyle w:val="Compact"/>
-              <w:bidi/>
-            </w:pPr>
-            <w:r>
-              <w:rPr>
-                <w:rtl/>
-              </w:rPr>
-              <w:t xml:space="preserve">پروفیل تنش (زمان نهایی)</w:t>
-            </w:r>
-          </w:p>
-        </w:tc>
-        <w:tc>
-          <w:tcPr/>
-          <w:p>
-            <w:pPr>
-              <w:pStyle w:val="Compact"/>
-              <w:bidi/>
-            </w:pPr>
-            <w:r>
-              <w:rPr>
-                <w:rtl/>
-              </w:rPr>
-              <w:t xml:space="preserve">(۷)</w:t>
-            </w:r>
-            <w:r>
-              <w:rPr>
-                <w:rtl/>
-              </w:rPr>
-              <w:t xml:space="preserve"> </w:t>
-            </w:r>
-            <m:oMath>
-              <m:sSubSup>
-                <m:e>
-                  <m:r>
-                    <m:t>σ</m:t>
-                  </m:r>
-                </m:e>
-                <m:sub>
-                  <m:r>
-                    <m:t>r</m:t>
-                  </m:r>
-                  <m:r>
-                    <m:t>r</m:t>
-                  </m:r>
-                </m:sub>
-                <m:sup>
-                  <m:r>
-                    <m:rPr>
-                      <m:sty m:val="p"/>
-                    </m:rPr>
-                    <m:t>*</m:t>
-                  </m:r>
-                </m:sup>
-              </m:sSubSup>
-              <m:r>
-                <m:rPr>
-                  <m:sty m:val="p"/>
-                </m:rPr>
-                <m:t>(</m:t>
-              </m:r>
-              <m:r>
-                <m:t>ξ</m:t>
-              </m:r>
-              <m:r>
-                <m:rPr>
-                  <m:sty m:val="p"/>
-                </m:rPr>
-                <m:t>)</m:t>
-              </m:r>
-            </m:oMath>
-          </w:p>
-        </w:tc>
-        <w:tc>
-          <w:tcPr/>
-          <w:p>
-            <w:pPr>
-              <w:pStyle w:val="Compact"/>
-              <w:bidi/>
-            </w:pPr>
-            <w:r>
-              <w:rPr>
-                <w:rtl/>
-              </w:rPr>
-              <w:t xml:space="preserve">(۸)</w:t>
-            </w:r>
-            <w:r>
-              <w:rPr>
-                <w:rtl/>
-              </w:rPr>
-              <w:t xml:space="preserve"> </w:t>
-            </w:r>
-            <m:oMath>
-              <m:sSubSup>
-                <m:e>
-                  <m:r>
-                    <m:t>σ</m:t>
-                  </m:r>
-                </m:e>
-                <m:sub>
-                  <m:r>
-                    <m:t>θ</m:t>
-                  </m:r>
-                  <m:r>
-                    <m:t>θ</m:t>
-                  </m:r>
-                </m:sub>
-                <m:sup>
-                  <m:r>
-                    <m:rPr>
-                      <m:sty m:val="p"/>
-                    </m:rPr>
-                    <m:t>*</m:t>
-                  </m:r>
-                </m:sup>
-              </m:sSubSup>
-              <m:r>
-                <m:rPr>
-                  <m:sty m:val="p"/>
-                </m:rPr>
-                <m:t>(</m:t>
-              </m:r>
-              <m:r>
-                <m:t>ξ</m:t>
-              </m:r>
-              <m:r>
-                <m:rPr>
-                  <m:sty m:val="p"/>
-                </m:rPr>
-                <m:t>)</m:t>
-              </m:r>
-            </m:oMath>
-          </w:p>
-        </w:tc>
-        <w:tc>
-          <w:tcPr/>
-          <w:p>
-            <w:pPr>
-              <w:pStyle w:val="Compact"/>
-              <w:bidi/>
-            </w:pPr>
-            <w:r>
-              <w:rPr>
-                <w:rtl/>
-              </w:rPr>
-              <w:t xml:space="preserve">(۹)</w:t>
-            </w:r>
-            <w:r>
-              <w:rPr>
-                <w:rtl/>
-              </w:rPr>
-              <w:t xml:space="preserve"> </w:t>
-            </w:r>
-            <m:oMath>
-              <m:sSubSup>
-                <m:e>
-                  <m:r>
-                    <m:t>σ</m:t>
-                  </m:r>
-                </m:e>
-                <m:sub>
-                  <m:r>
-                    <m:t>z</m:t>
-                  </m:r>
-                  <m:r>
-                    <m:t>z</m:t>
-                  </m:r>
-                </m:sub>
-                <m:sup>
-                  <m:r>
-                    <m:rPr>
-                      <m:sty m:val="p"/>
-                    </m:rPr>
-                    <m:t>*</m:t>
-                  </m:r>
-                </m:sup>
-              </m:sSubSup>
-              <m:r>
-                <m:rPr>
-                  <m:sty m:val="p"/>
-                </m:rPr>
-                <m:t>(</m:t>
-              </m:r>
-              <m:r>
-                <m:t>ξ</m:t>
-              </m:r>
-              <m:r>
-                <m:rPr>
-                  <m:sty m:val="p"/>
-                </m:rPr>
-                <m:t>)</m:t>
-              </m:r>
-            </m:oMath>
-          </w:p>
-        </w:tc>
-      </w:tr>
-    </w:tbl>
-    <w:p>
-      <w:pPr>
-        <w:pStyle w:val="BlockText"/>
+        <w:t xml:space="preserve">بخش ۱ — تاریخچه‌های زمانی (نقطهٔ میانی):</w:t>
+      </w:r>
+      <w:r>
+        <w:rPr>
+          <w:rtl/>
+        </w:rPr>
+        <w:t xml:space="preserve"> </w:t>
+      </w:r>
+      <w:r>
+        <w:rPr>
+          <w:rtl/>
+        </w:rPr>
+        <w:t xml:space="preserve">(۱) دمای</w:t>
+      </w:r>
+      <w:r>
+        <w:rPr>
+          <w:rtl/>
+        </w:rPr>
+        <w:t xml:space="preserve"> </w:t>
+      </w:r>
+      <m:oMath>
+        <m:sSup>
+          <m:e>
+            <m:r>
+              <m:t>T</m:t>
+            </m:r>
+          </m:e>
+          <m:sup>
+            <m:r>
+              <m:rPr>
+                <m:sty m:val="p"/>
+              </m:rPr>
+              <m:t>*</m:t>
+            </m:r>
+          </m:sup>
+        </m:sSup>
+      </m:oMath>
+      <w:r>
+        <w:rPr>
+          <w:rtl/>
+        </w:rPr>
+        <w:t xml:space="preserve"> </w:t>
+      </w:r>
+      <w:r>
+        <w:rPr>
+          <w:rtl/>
+        </w:rPr>
+        <w:t xml:space="preserve">· (۲) جابجایی</w:t>
+      </w:r>
+      <w:r>
+        <w:rPr>
+          <w:rtl/>
+        </w:rPr>
+        <w:t xml:space="preserve"> </w:t>
+      </w:r>
+      <w:r>
+        <w:rPr>
+          <w:rtl/>
+        </w:rPr>
+        <w:t xml:space="preserve">شعاعی</w:t>
+      </w:r>
+      <w:r>
+        <w:rPr>
+          <w:rtl/>
+        </w:rPr>
+        <w:t xml:space="preserve"> </w:t>
+      </w:r>
+      <m:oMath>
+        <m:sSup>
+          <m:e>
+            <m:r>
+              <m:t>u</m:t>
+            </m:r>
+          </m:e>
+          <m:sup>
+            <m:r>
+              <m:rPr>
+                <m:sty m:val="p"/>
+              </m:rPr>
+              <m:t>*</m:t>
+            </m:r>
+          </m:sup>
+        </m:sSup>
+      </m:oMath>
+      <w:r>
+        <w:rPr>
+          <w:rtl/>
+        </w:rPr>
+        <w:t xml:space="preserve"> </w:t>
+      </w:r>
+      <w:r>
+        <w:rPr>
+          <w:rtl/>
+        </w:rPr>
+        <w:t xml:space="preserve">· (۳) جابجایی محوری</w:t>
+      </w:r>
+      <w:r>
+        <w:rPr>
+          <w:rtl/>
+        </w:rPr>
+        <w:t xml:space="preserve"> </w:t>
+      </w:r>
+      <m:oMath>
+        <m:sSup>
+          <m:e>
+            <m:r>
+              <m:t>w</m:t>
+            </m:r>
+          </m:e>
+          <m:sup>
+            <m:r>
+              <m:rPr>
+                <m:sty m:val="p"/>
+              </m:rPr>
+              <m:t>*</m:t>
+            </m:r>
+          </m:sup>
+        </m:sSup>
+      </m:oMath>
+    </w:p>
+    <w:p>
+      <w:pPr>
+        <w:pStyle w:val="Compact"/>
+        <w:numPr>
+          <w:ilvl w:val="0"/>
+          <w:numId w:val="1001"/>
+        </w:numPr>
         <w:bidi/>
       </w:pPr>
       <w:r>
@@ -736,32 +228,418 @@
           <w:bCs/>
           <w:rtl/>
         </w:rPr>
-        <w:t xml:space="preserve">توجه:</w:t>
-      </w:r>
-      <w:r>
-        <w:rPr>
-          <w:rtl/>
-        </w:rPr>
-        <w:t xml:space="preserve"> </w:t>
-      </w:r>
-      <w:r>
-        <w:rPr>
-          <w:rtl/>
-        </w:rPr>
-        <w:t xml:space="preserve">تاریخچهٔ زمانیِ</w:t>
-      </w:r>
-      <w:r>
-        <w:rPr>
-          <w:rtl/>
-        </w:rPr>
-        <w:t xml:space="preserve"> </w:t>
-      </w:r>
+        <w:t xml:space="preserve">بخش ۲ — پروفیل‌های شعاعی (زمان نهایی):</w:t>
+      </w:r>
+      <w:r>
+        <w:rPr>
+          <w:rtl/>
+        </w:rPr>
+        <w:t xml:space="preserve"> </w:t>
+      </w:r>
+      <w:r>
+        <w:rPr>
+          <w:rtl/>
+        </w:rPr>
+        <w:t xml:space="preserve">(۴) دمای</w:t>
+      </w:r>
+      <w:r>
+        <w:rPr>
+          <w:rtl/>
+        </w:rPr>
+        <w:t xml:space="preserve"> </w:t>
+      </w:r>
+      <m:oMath>
+        <m:sSup>
+          <m:e>
+            <m:r>
+              <m:t>T</m:t>
+            </m:r>
+          </m:e>
+          <m:sup>
+            <m:r>
+              <m:rPr>
+                <m:sty m:val="p"/>
+              </m:rPr>
+              <m:t>*</m:t>
+            </m:r>
+          </m:sup>
+        </m:sSup>
+        <m:r>
+          <m:rPr>
+            <m:sty m:val="p"/>
+          </m:rPr>
+          <m:t>(</m:t>
+        </m:r>
+        <m:r>
+          <m:t>ξ</m:t>
+        </m:r>
+        <m:r>
+          <m:rPr>
+            <m:sty m:val="p"/>
+          </m:rPr>
+          <m:t>)</m:t>
+        </m:r>
+      </m:oMath>
+      <w:r>
+        <w:rPr>
+          <w:rtl/>
+        </w:rPr>
+        <w:t xml:space="preserve"> </w:t>
+      </w:r>
+      <w:r>
+        <w:rPr>
+          <w:rtl/>
+        </w:rPr>
+        <w:t xml:space="preserve">· (۵) جابجایی</w:t>
+      </w:r>
+      <w:r>
+        <w:rPr>
+          <w:rtl/>
+        </w:rPr>
+        <w:t xml:space="preserve"> </w:t>
+      </w:r>
+      <m:oMath>
+        <m:sSup>
+          <m:e>
+            <m:r>
+              <m:t>u</m:t>
+            </m:r>
+          </m:e>
+          <m:sup>
+            <m:r>
+              <m:rPr>
+                <m:sty m:val="p"/>
+              </m:rPr>
+              <m:t>*</m:t>
+            </m:r>
+          </m:sup>
+        </m:sSup>
+        <m:r>
+          <m:rPr>
+            <m:sty m:val="p"/>
+          </m:rPr>
+          <m:t>(</m:t>
+        </m:r>
+        <m:r>
+          <m:t>ξ</m:t>
+        </m:r>
+        <m:r>
+          <m:rPr>
+            <m:sty m:val="p"/>
+          </m:rPr>
+          <m:t>)</m:t>
+        </m:r>
+      </m:oMath>
+      <w:r>
+        <w:rPr>
+          <w:rtl/>
+        </w:rPr>
+        <w:t xml:space="preserve"> </w:t>
+      </w:r>
+      <w:r>
+        <w:rPr>
+          <w:rtl/>
+        </w:rPr>
+        <w:t xml:space="preserve">· (۶) کرنش محیطی</w:t>
+      </w:r>
+      <w:r>
+        <w:rPr>
+          <w:rtl/>
+        </w:rPr>
+        <w:t xml:space="preserve"> </w:t>
+      </w:r>
+      <m:oMath>
+        <m:sSub>
+          <m:e>
+            <m:r>
+              <m:t>ϵ</m:t>
+            </m:r>
+          </m:e>
+          <m:sub>
+            <m:r>
+              <m:t>θ</m:t>
+            </m:r>
+            <m:r>
+              <m:t>θ</m:t>
+            </m:r>
+          </m:sub>
+        </m:sSub>
+        <m:r>
+          <m:rPr>
+            <m:sty m:val="p"/>
+          </m:rPr>
+          <m:t>(</m:t>
+        </m:r>
+        <m:r>
+          <m:t>ξ</m:t>
+        </m:r>
+        <m:r>
+          <m:rPr>
+            <m:sty m:val="p"/>
+          </m:rPr>
+          <m:t>)</m:t>
+        </m:r>
+      </m:oMath>
+      <w:r>
+        <w:rPr>
+          <w:rtl/>
+        </w:rPr>
+        <w:t xml:space="preserve"> </w:t>
+      </w:r>
+      <w:r>
+        <w:rPr>
+          <w:rtl/>
+        </w:rPr>
+        <w:t xml:space="preserve">· (۷)</w:t>
+      </w:r>
+      <w:r>
+        <w:rPr>
+          <w:rtl/>
+        </w:rPr>
+        <w:t xml:space="preserve"> </w:t>
+      </w:r>
+      <m:oMath>
+        <m:sSubSup>
+          <m:e>
+            <m:r>
+              <m:t>σ</m:t>
+            </m:r>
+          </m:e>
+          <m:sub>
+            <m:r>
+              <m:t>r</m:t>
+            </m:r>
+            <m:r>
+              <m:t>r</m:t>
+            </m:r>
+          </m:sub>
+          <m:sup>
+            <m:r>
+              <m:rPr>
+                <m:sty m:val="p"/>
+              </m:rPr>
+              <m:t>*</m:t>
+            </m:r>
+          </m:sup>
+        </m:sSubSup>
+        <m:r>
+          <m:rPr>
+            <m:sty m:val="p"/>
+          </m:rPr>
+          <m:t>(</m:t>
+        </m:r>
+        <m:r>
+          <m:t>ξ</m:t>
+        </m:r>
+        <m:r>
+          <m:rPr>
+            <m:sty m:val="p"/>
+          </m:rPr>
+          <m:t>)</m:t>
+        </m:r>
+      </m:oMath>
+      <w:r>
+        <w:rPr>
+          <w:rtl/>
+        </w:rPr>
+        <w:t xml:space="preserve"> </w:t>
+      </w:r>
+      <w:r>
+        <w:rPr>
+          <w:rtl/>
+        </w:rPr>
+        <w:t xml:space="preserve">· (۸)</w:t>
+      </w:r>
+      <w:r>
+        <w:rPr>
+          <w:rtl/>
+        </w:rPr>
+        <w:t xml:space="preserve"> </w:t>
+      </w:r>
+      <m:oMath>
+        <m:sSubSup>
+          <m:e>
+            <m:r>
+              <m:t>σ</m:t>
+            </m:r>
+          </m:e>
+          <m:sub>
+            <m:r>
+              <m:t>θ</m:t>
+            </m:r>
+            <m:r>
+              <m:t>θ</m:t>
+            </m:r>
+          </m:sub>
+          <m:sup>
+            <m:r>
+              <m:rPr>
+                <m:sty m:val="p"/>
+              </m:rPr>
+              <m:t>*</m:t>
+            </m:r>
+          </m:sup>
+        </m:sSubSup>
+        <m:r>
+          <m:rPr>
+            <m:sty m:val="p"/>
+          </m:rPr>
+          <m:t>(</m:t>
+        </m:r>
+        <m:r>
+          <m:t>ξ</m:t>
+        </m:r>
+        <m:r>
+          <m:rPr>
+            <m:sty m:val="p"/>
+          </m:rPr>
+          <m:t>)</m:t>
+        </m:r>
+      </m:oMath>
+      <w:r>
+        <w:rPr>
+          <w:rtl/>
+        </w:rPr>
+        <w:t xml:space="preserve"> </w:t>
+      </w:r>
+      <w:r>
+        <w:rPr>
+          <w:rtl/>
+        </w:rPr>
+        <w:t xml:space="preserve">· (۹)</w:t>
+      </w:r>
+      <w:r>
+        <w:rPr>
+          <w:rtl/>
+        </w:rPr>
+        <w:t xml:space="preserve"> </w:t>
+      </w:r>
+      <m:oMath>
+        <m:sSubSup>
+          <m:e>
+            <m:r>
+              <m:t>σ</m:t>
+            </m:r>
+          </m:e>
+          <m:sub>
+            <m:r>
+              <m:t>z</m:t>
+            </m:r>
+            <m:r>
+              <m:t>z</m:t>
+            </m:r>
+          </m:sub>
+          <m:sup>
+            <m:r>
+              <m:rPr>
+                <m:sty m:val="p"/>
+              </m:rPr>
+              <m:t>*</m:t>
+            </m:r>
+          </m:sup>
+        </m:sSubSup>
+        <m:r>
+          <m:rPr>
+            <m:sty m:val="p"/>
+          </m:rPr>
+          <m:t>(</m:t>
+        </m:r>
+        <m:r>
+          <m:t>ξ</m:t>
+        </m:r>
+        <m:r>
+          <m:rPr>
+            <m:sty m:val="p"/>
+          </m:rPr>
+          <m:t>)</m:t>
+        </m:r>
+      </m:oMath>
+    </w:p>
+    <w:p>
+      <w:pPr>
+        <w:bidi/>
+      </w:pPr>
+      <w:r>
+        <w:rPr>
+          <w:rtl/>
+        </w:rPr>
+        <w:t xml:space="preserve">لطفاً پنل‌های مورد نظر هر بخش را علامت بزنید تا همان‌ها را با کیفیت چاپی نهایی</w:t>
+      </w:r>
+      <w:r>
+        <w:rPr>
+          <w:rtl/>
+        </w:rPr>
+        <w:t xml:space="preserve"> </w:t>
+      </w:r>
+      <w:r>
+        <w:rPr>
+          <w:rtl/>
+        </w:rPr>
+        <w:t xml:space="preserve">کنم. نسخهٔ رنگی در</w:t>
+      </w:r>
+      <w:r>
+        <w:rPr>
+          <w:rtl/>
+        </w:rPr>
+        <w:t xml:space="preserve"> </w:t>
+      </w:r>
+      <w:r>
+        <w:rPr>
+          <w:rStyle w:val="VerbatimChar"/>
+          <w:rtl/>
+        </w:rPr>
+        <w:t xml:space="preserve">FIGURE_CATALOG_color_FA.docx</w:t>
+      </w:r>
+      <w:r>
+        <w:rPr>
+          <w:rtl/>
+        </w:rPr>
+        <w:t xml:space="preserve"> </w:t>
+      </w:r>
+      <w:r>
+        <w:rPr>
+          <w:rtl/>
+        </w:rPr>
+        <w:t xml:space="preserve">موجود است.</w:t>
+      </w:r>
+    </w:p>
+    <w:p>
+      <w:pPr>
+        <w:pStyle w:val="BlockText"/>
+        <w:bidi/>
+      </w:pPr>
       <w:r>
         <w:rPr>
           <w:b/>
           <w:bCs/>
           <w:rtl/>
         </w:rPr>
+        <w:t xml:space="preserve">توجه:</w:t>
+      </w:r>
+      <w:r>
+        <w:rPr>
+          <w:rtl/>
+        </w:rPr>
+        <w:t xml:space="preserve"> </w:t>
+      </w:r>
+      <w:r>
+        <w:rPr>
+          <w:rtl/>
+        </w:rPr>
+        <w:t xml:space="preserve">تاریخچهٔ زمانیِ</w:t>
+      </w:r>
+      <w:r>
+        <w:rPr>
+          <w:rtl/>
+        </w:rPr>
+        <w:t xml:space="preserve"> </w:t>
+      </w:r>
+      <w:r>
+        <w:rPr>
+          <w:b/>
+          <w:bCs/>
+          <w:rtl/>
+        </w:rPr>
         <w:t xml:space="preserve">تنش و کرنش</w:t>
       </w:r>
       <w:r>
@@ -774,43 +652,31 @@
         <w:rPr>
           <w:rtl/>
         </w:rPr>
-        <w:t xml:space="preserve">(تنش برحسب زمان) در داده‌های ذخیره‌شده</w:t>
-      </w:r>
-      <w:r>
-        <w:rPr>
-          <w:rtl/>
-        </w:rPr>
-        <w:t xml:space="preserve"> </w:t>
-      </w:r>
-      <w:r>
-        <w:rPr>
-          <w:rtl/>
-        </w:rPr>
-        <w:t xml:space="preserve">موجود نیست؛ فقط تاریخچهٔ دما و جابجایی نقطهٔ میانی ذخیره شده است. اگر</w:t>
-      </w:r>
-      <w:r>
-        <w:rPr>
-          <w:rtl/>
-        </w:rPr>
-        <w:t xml:space="preserve"> </w:t>
-      </w:r>
-      <w:r>
-        <w:rPr>
-          <w:rtl/>
-        </w:rPr>
-        <w:t xml:space="preserve">نمودار تنش-زمان یا کرنش-زمان هم بخواهید، کیس‌ها را با ذخیرهٔ تاریخچهٔ کامل</w:t>
-      </w:r>
-      <w:r>
-        <w:rPr>
-          <w:rtl/>
-        </w:rPr>
-        <w:t xml:space="preserve"> </w:t>
-      </w:r>
-      <w:r>
-        <w:rPr>
-          <w:rtl/>
-        </w:rPr>
-        <w:t xml:space="preserve">بازاجرا می‌کنم (یک اجرای اضافه) و آن‌ها را هم اضافه می‌کنم.</w:t>
+        <w:t xml:space="preserve">در داده‌های ذخیره‌شده موجود نیست (فقط</w:t>
+      </w:r>
+      <w:r>
+        <w:rPr>
+          <w:rtl/>
+        </w:rPr>
+        <w:t xml:space="preserve"> </w:t>
+      </w:r>
+      <w:r>
+        <w:rPr>
+          <w:rtl/>
+        </w:rPr>
+        <w:t xml:space="preserve">تاریخچهٔ دما و جابجایی نقطهٔ میانی). اگر نمودار تنش-زمان یا کرنش-زمان هم</w:t>
+      </w:r>
+      <w:r>
+        <w:rPr>
+          <w:rtl/>
+        </w:rPr>
+        <w:t xml:space="preserve"> </w:t>
+      </w:r>
+      <w:r>
+        <w:rPr>
+          <w:rtl/>
+        </w:rPr>
+        <w:t xml:space="preserve">بخواهید، کیس‌ها را با ذخیرهٔ تاریخچهٔ کامل بازاجرا می‌کنم.</w:t>
       </w:r>
     </w:p>
     <w:p>
@@ -820,7 +686,7 @@
         </w:pict>
       </w:r>
     </w:p>
-    <w:bookmarkStart w:id="12" w:name="X89baa634d91707f9b67c229847321fc58264c14"/>
+    <w:bookmarkStart w:id="15" w:name="X89baa634d91707f9b67c229847321fc58264c14"/>
     <w:p>
       <w:pPr>
         <w:pStyle w:val="Heading2"/>
@@ -835,20 +701,19 @@
     </w:p>
     <w:p>
       <w:pPr>
-        <w:pStyle w:val="CaptionedFigure"/>
         <w:bidi/>
       </w:pPr>
       <w:r>
         <w:drawing>
           <wp:inline>
-            <wp:extent cx="5334000" cy="2653876"/>
+            <wp:extent cx="5334000" cy="1688231"/>
             <wp:effectExtent b="0" l="0" r="0" t="0"/>
-            <wp:docPr descr="A_GPL_patterns" title="" id="10" name="Picture"/>
+            <wp:docPr descr="A_hist" title="" id="10" name="Picture"/>
             <a:graphic>
               <a:graphicData uri="http://schemas.openxmlformats.org/drawingml/2006/picture">
                 <pic:pic>
                   <pic:nvPicPr>
-                    <pic:cNvPr descr="figures_catalog/A_GPL_patterns_catalog.png" id="11" name="Picture"/>
+                    <pic:cNvPr descr="figures_catalog/A_GPL_patterns_hist.png" id="11" name="Picture"/>
                     <pic:cNvPicPr>
                       <a:picLocks noChangeArrowheads="1" noChangeAspect="1"/>
                     </pic:cNvPicPr>
@@ -862,7 +727,7 @@
                   <pic:spPr bwMode="auto">
                     <a:xfrm>
                       <a:off x="0" y="0"/>
-                      <a:ext cx="5334000" cy="2653876"/>
+                      <a:ext cx="5334000" cy="1688231"/>
                     </a:xfrm>
                     <a:prstGeom prst="rect">
                       <a:avLst/>
@@ -880,55 +745,29 @@
           </wp:inline>
         </w:drawing>
       </w:r>
-    </w:p>
-    <w:p>
-      <w:pPr>
-        <w:pStyle w:val="ImageCaption"/>
-        <w:bidi/>
-      </w:pPr>
-      <w:r>
-        <w:rPr>
-          <w:rtl/>
-        </w:rPr>
-        <w:t xml:space="preserve">A_GPL_patterns</w:t>
-      </w:r>
-    </w:p>
-    <w:bookmarkEnd w:id="12"/>
-    <w:bookmarkStart w:id="16" w:name="بخش-۴-۶-اثر-الگوی-توزیع-تخلخل-ud-o-x-v-a"/>
-    <w:p>
-      <w:pPr>
-        <w:pStyle w:val="Heading2"/>
-        <w:bidi/>
-      </w:pPr>
-      <w:r>
-        <w:rPr>
-          <w:rtl/>
-        </w:rPr>
-        <w:t xml:space="preserve">بخش ۴-۶ — اثر الگوی توزیع تخلخل (UD, O, X, V, A)</w:t>
-      </w:r>
-    </w:p>
-    <w:p>
-      <w:pPr>
-        <w:pStyle w:val="CaptionedFigure"/>
-        <w:bidi/>
-      </w:pPr>
+      <w:r>
+        <w:rPr>
+          <w:rtl/>
+        </w:rPr>
+        <w:t xml:space="preserve"> </w:t>
+      </w:r>
       <w:r>
         <w:drawing>
           <wp:inline>
-            <wp:extent cx="5334000" cy="2653876"/>
+            <wp:extent cx="5334000" cy="2635146"/>
             <wp:effectExtent b="0" l="0" r="0" t="0"/>
-            <wp:docPr descr="B_porosity_patterns" title="" id="14" name="Picture"/>
+            <wp:docPr descr="A_prof" title="" id="13" name="Picture"/>
             <a:graphic>
               <a:graphicData uri="http://schemas.openxmlformats.org/drawingml/2006/picture">
                 <pic:pic>
                   <pic:nvPicPr>
-                    <pic:cNvPr descr="figures_catalog/B_porosity_patterns_catalog.png" id="15" name="Picture"/>
+                    <pic:cNvPr descr="figures_catalog/A_GPL_patterns_prof.png" id="14" name="Picture"/>
                     <pic:cNvPicPr>
                       <a:picLocks noChangeArrowheads="1" noChangeAspect="1"/>
                     </pic:cNvPicPr>
                   </pic:nvPicPr>
                   <pic:blipFill>
-                    <a:blip r:embed="rId13"/>
+                    <a:blip r:embed="rId12"/>
                     <a:stretch>
                       <a:fillRect/>
                     </a:stretch>
@@ -936,7 +775,7 @@
                   <pic:spPr bwMode="auto">
                     <a:xfrm>
                       <a:off x="0" y="0"/>
-                      <a:ext cx="5334000" cy="2653876"/>
+                      <a:ext cx="5334000" cy="2635146"/>
                     </a:xfrm>
                     <a:prstGeom prst="rect">
                       <a:avLst/>
@@ -955,20 +794,8 @@
         </w:drawing>
       </w:r>
     </w:p>
-    <w:p>
-      <w:pPr>
-        <w:pStyle w:val="ImageCaption"/>
-        <w:bidi/>
-      </w:pPr>
-      <w:r>
-        <w:rPr>
-          <w:rtl/>
-        </w:rPr>
-        <w:t xml:space="preserve">B_porosity_patterns</w:t>
-      </w:r>
-    </w:p>
-    <w:bookmarkEnd w:id="16"/>
-    <w:bookmarkStart w:id="20" w:name="X5ebf38fffc1aa5603e4434069a005fb19abe619"/>
+    <w:bookmarkEnd w:id="15"/>
+    <w:bookmarkStart w:id="22" w:name="بخش-۴-۶-اثر-الگوی-توزیع-تخلخل-ud-o-x-v-a"/>
     <w:p>
       <w:pPr>
         <w:pStyle w:val="Heading2"/>
@@ -978,31 +805,30 @@
         <w:rPr>
           <w:rtl/>
         </w:rPr>
-        <w:t xml:space="preserve">بخش ۴-۶ — اثر سطح تخلخل (e_{m3} = 0.9675 / 0.8980 / 0.7776)</w:t>
-      </w:r>
-    </w:p>
-    <w:p>
-      <w:pPr>
-        <w:pStyle w:val="CaptionedFigure"/>
+        <w:t xml:space="preserve">بخش ۴-۶ — اثر الگوی توزیع تخلخل (UD, O, X, V, A)</w:t>
+      </w:r>
+    </w:p>
+    <w:p>
+      <w:pPr>
         <w:bidi/>
       </w:pPr>
       <w:r>
         <w:drawing>
           <wp:inline>
-            <wp:extent cx="5334000" cy="3872909"/>
+            <wp:extent cx="5334000" cy="1688231"/>
             <wp:effectExtent b="0" l="0" r="0" t="0"/>
-            <wp:docPr descr="E_porosity_level" title="" id="18" name="Picture"/>
+            <wp:docPr descr="B_hist" title="" id="17" name="Picture"/>
             <a:graphic>
               <a:graphicData uri="http://schemas.openxmlformats.org/drawingml/2006/picture">
                 <pic:pic>
                   <pic:nvPicPr>
-                    <pic:cNvPr descr="figures_catalog/E_porosity_level_catalog.png" id="19" name="Picture"/>
+                    <pic:cNvPr descr="figures_catalog/B_porosity_patterns_hist.png" id="18" name="Picture"/>
                     <pic:cNvPicPr>
                       <a:picLocks noChangeArrowheads="1" noChangeAspect="1"/>
                     </pic:cNvPicPr>
                   </pic:nvPicPr>
                   <pic:blipFill>
-                    <a:blip r:embed="rId17"/>
+                    <a:blip r:embed="rId16"/>
                     <a:stretch>
                       <a:fillRect/>
                     </a:stretch>
@@ -1010,7 +836,7 @@
                   <pic:spPr bwMode="auto">
                     <a:xfrm>
                       <a:off x="0" y="0"/>
-                      <a:ext cx="5334000" cy="3872909"/>
+                      <a:ext cx="5334000" cy="1688231"/>
                     </a:xfrm>
                     <a:prstGeom prst="rect">
                       <a:avLst/>
@@ -1028,55 +854,29 @@
           </wp:inline>
         </w:drawing>
       </w:r>
-    </w:p>
-    <w:p>
-      <w:pPr>
-        <w:pStyle w:val="ImageCaption"/>
-        <w:bidi/>
-      </w:pPr>
-      <w:r>
-        <w:rPr>
-          <w:rtl/>
-        </w:rPr>
-        <w:t xml:space="preserve">E_porosity_level</w:t>
-      </w:r>
-    </w:p>
-    <w:bookmarkEnd w:id="20"/>
-    <w:bookmarkStart w:id="24" w:name="بخش-۴-۷-اثر-کسر-وزنی-گرافن-w-0-1-4-8"/>
-    <w:p>
-      <w:pPr>
-        <w:pStyle w:val="Heading2"/>
-        <w:bidi/>
-      </w:pPr>
-      <w:r>
-        <w:rPr>
-          <w:rtl/>
-        </w:rPr>
-        <w:t xml:space="preserve">بخش ۴-۷ — اثر کسر وزنی گرافن (W = 0 / 1٪ / 4٪ / 8٪)</w:t>
-      </w:r>
-    </w:p>
-    <w:p>
-      <w:pPr>
-        <w:pStyle w:val="CaptionedFigure"/>
-        <w:bidi/>
-      </w:pPr>
+      <w:r>
+        <w:rPr>
+          <w:rtl/>
+        </w:rPr>
+        <w:t xml:space="preserve"> </w:t>
+      </w:r>
       <w:r>
         <w:drawing>
           <wp:inline>
-            <wp:extent cx="5334000" cy="3872909"/>
+            <wp:extent cx="5334000" cy="2982638"/>
             <wp:effectExtent b="0" l="0" r="0" t="0"/>
-            <wp:docPr descr="D_GPL_fraction" title="" id="22" name="Picture"/>
+            <wp:docPr descr="B_prof" title="" id="20" name="Picture"/>
             <a:graphic>
               <a:graphicData uri="http://schemas.openxmlformats.org/drawingml/2006/picture">
                 <pic:pic>
                   <pic:nvPicPr>
-                    <pic:cNvPr descr="figures_catalog/D_GPL_fraction_catalog.png" id="23" name="Picture"/>
+                    <pic:cNvPr descr="figures_catalog/B_porosity_patterns_prof.png" id="21" name="Picture"/>
                     <pic:cNvPicPr>
                       <a:picLocks noChangeArrowheads="1" noChangeAspect="1"/>
                     </pic:cNvPicPr>
                   </pic:nvPicPr>
                   <pic:blipFill>
-                    <a:blip r:embed="rId21"/>
+                    <a:blip r:embed="rId19"/>
                     <a:stretch>
                       <a:fillRect/>
                     </a:stretch>
@@ -1084,7 +884,7 @@
                   <pic:spPr bwMode="auto">
                     <a:xfrm>
                       <a:off x="0" y="0"/>
-                      <a:ext cx="5334000" cy="3872909"/>
+                      <a:ext cx="5334000" cy="2982638"/>
                     </a:xfrm>
                     <a:prstGeom prst="rect">
                       <a:avLst/>
@@ -1103,20 +903,8 @@
         </w:drawing>
       </w:r>
     </w:p>
-    <w:p>
-      <w:pPr>
-        <w:pStyle w:val="ImageCaption"/>
-        <w:bidi/>
-      </w:pPr>
-      <w:r>
-        <w:rPr>
-          <w:rtl/>
-        </w:rPr>
-        <w:t xml:space="preserve">D_GPL_fraction</w:t>
-      </w:r>
-    </w:p>
-    <w:bookmarkEnd w:id="24"/>
-    <w:bookmarkStart w:id="28" w:name="بخش-۴-۷-بزرگنمایی-بازه-گذار-کسر-وزنی-24"/>
+    <w:bookmarkEnd w:id="22"/>
+    <w:bookmarkStart w:id="29" w:name="X5ebf38fffc1aa5603e4434069a005fb19abe619"/>
     <w:p>
       <w:pPr>
         <w:pStyle w:val="Heading2"/>
@@ -1126,31 +914,30 @@
         <w:rPr>
           <w:rtl/>
         </w:rPr>
-        <w:t xml:space="preserve">بخش ۴-۷ — بزرگ‌نمایی بازهٔ گذار کسر وزنی (2–4٪)</w:t>
-      </w:r>
-    </w:p>
-    <w:p>
-      <w:pPr>
-        <w:pStyle w:val="CaptionedFigure"/>
+        <w:t xml:space="preserve">بخش ۴-۶ — اثر سطح تخلخل (e_{m3} = 0.9675 / 0.8980 / 0.7776)</w:t>
+      </w:r>
+    </w:p>
+    <w:p>
+      <w:pPr>
         <w:bidi/>
       </w:pPr>
       <w:r>
         <w:drawing>
           <wp:inline>
-            <wp:extent cx="5334000" cy="3872909"/>
+            <wp:extent cx="5334000" cy="1688231"/>
             <wp:effectExtent b="0" l="0" r="0" t="0"/>
-            <wp:docPr descr="D2_GPL_fill" title="" id="26" name="Picture"/>
+            <wp:docPr descr="E_hist" title="" id="24" name="Picture"/>
             <a:graphic>
               <a:graphicData uri="http://schemas.openxmlformats.org/drawingml/2006/picture">
                 <pic:pic>
                   <pic:nvPicPr>
-                    <pic:cNvPr descr="figures_catalog/D2_GPL_fill_catalog.png" id="27" name="Picture"/>
+                    <pic:cNvPr descr="figures_catalog/E_porosity_level_hist.png" id="25" name="Picture"/>
                     <pic:cNvPicPr>
                       <a:picLocks noChangeArrowheads="1" noChangeAspect="1"/>
                     </pic:cNvPicPr>
                   </pic:nvPicPr>
                   <pic:blipFill>
-                    <a:blip r:embed="rId25"/>
+                    <a:blip r:embed="rId23"/>
                     <a:stretch>
                       <a:fillRect/>
                     </a:stretch>
@@ -1158,7 +945,7 @@
                   <pic:spPr bwMode="auto">
                     <a:xfrm>
                       <a:off x="0" y="0"/>
-                      <a:ext cx="5334000" cy="3872909"/>
+                      <a:ext cx="5334000" cy="1688231"/>
                     </a:xfrm>
                     <a:prstGeom prst="rect">
                       <a:avLst/>
@@ -1176,55 +963,29 @@
           </wp:inline>
         </w:drawing>
       </w:r>
-    </w:p>
-    <w:p>
-      <w:pPr>
-        <w:pStyle w:val="ImageCaption"/>
-        <w:bidi/>
-      </w:pPr>
-      <w:r>
-        <w:rPr>
-          <w:rtl/>
-        </w:rPr>
-        <w:t xml:space="preserve">D2_GPL_fill</w:t>
-      </w:r>
-    </w:p>
-    <w:bookmarkEnd w:id="28"/>
-    <w:bookmarkStart w:id="32" w:name="X36921b232125e58484aa5734ecf890cd665e406"/>
-    <w:p>
-      <w:pPr>
-        <w:pStyle w:val="Heading2"/>
-        <w:bidi/>
-      </w:pPr>
-      <w:r>
-        <w:rPr>
-          <w:rtl/>
-        </w:rPr>
-        <w:t xml:space="preserve">بخش ۴-۸ — نسبت ابعادی: طول به عرض پلاکت (2a/2b)</w:t>
-      </w:r>
-    </w:p>
-    <w:p>
-      <w:pPr>
-        <w:pStyle w:val="CaptionedFigure"/>
-        <w:bidi/>
-      </w:pPr>
+      <w:r>
+        <w:rPr>
+          <w:rtl/>
+        </w:rPr>
+        <w:t xml:space="preserve"> </w:t>
+      </w:r>
       <w:r>
         <w:drawing>
           <wp:inline>
-            <wp:extent cx="5334000" cy="3872909"/>
+            <wp:extent cx="5334000" cy="2635146"/>
             <wp:effectExtent b="0" l="0" r="0" t="0"/>
-            <wp:docPr descr="O_aspect_length" title="" id="30" name="Picture"/>
+            <wp:docPr descr="E_prof" title="" id="27" name="Picture"/>
             <a:graphic>
               <a:graphicData uri="http://schemas.openxmlformats.org/drawingml/2006/picture">
                 <pic:pic>
                   <pic:nvPicPr>
-                    <pic:cNvPr descr="figures_catalog/O_aspect_length_catalog.png" id="31" name="Picture"/>
+                    <pic:cNvPr descr="figures_catalog/E_porosity_level_prof.png" id="28" name="Picture"/>
                     <pic:cNvPicPr>
                       <a:picLocks noChangeArrowheads="1" noChangeAspect="1"/>
                     </pic:cNvPicPr>
                   </pic:nvPicPr>
                   <pic:blipFill>
-                    <a:blip r:embed="rId29"/>
+                    <a:blip r:embed="rId26"/>
                     <a:stretch>
                       <a:fillRect/>
                     </a:stretch>
@@ -1232,7 +993,7 @@
                   <pic:spPr bwMode="auto">
                     <a:xfrm>
                       <a:off x="0" y="0"/>
-                      <a:ext cx="5334000" cy="3872909"/>
+                      <a:ext cx="5334000" cy="2635146"/>
                     </a:xfrm>
                     <a:prstGeom prst="rect">
                       <a:avLst/>
@@ -1251,20 +1012,8 @@
         </w:drawing>
       </w:r>
     </w:p>
-    <w:p>
-      <w:pPr>
-        <w:pStyle w:val="ImageCaption"/>
-        <w:bidi/>
-      </w:pPr>
-      <w:r>
-        <w:rPr>
-          <w:rtl/>
-        </w:rPr>
-        <w:t xml:space="preserve">O_aspect_length</w:t>
-      </w:r>
-    </w:p>
-    <w:bookmarkEnd w:id="32"/>
-    <w:bookmarkStart w:id="36" w:name="Xd64a30d74af2597210fd19961abea654448d1d2"/>
+    <w:bookmarkEnd w:id="29"/>
+    <w:bookmarkStart w:id="36" w:name="بخش-۴-۷-اثر-کسر-وزنی-گرافن-w-0-1-4-8"/>
     <w:p>
       <w:pPr>
         <w:pStyle w:val="Heading2"/>
@@ -1274,31 +1023,30 @@
         <w:rPr>
           <w:rtl/>
         </w:rPr>
-        <w:t xml:space="preserve">بخش ۴-۸ — نسبت ابعادی: عرض به ضخامت پلاکت (2b/t)</w:t>
-      </w:r>
-    </w:p>
-    <w:p>
-      <w:pPr>
-        <w:pStyle w:val="CaptionedFigure"/>
+        <w:t xml:space="preserve">بخش ۴-۷ — اثر کسر وزنی گرافن (W = 0 / 1٪ / 4٪ / 8٪)</w:t>
+      </w:r>
+    </w:p>
+    <w:p>
+      <w:pPr>
         <w:bidi/>
       </w:pPr>
       <w:r>
         <w:drawing>
           <wp:inline>
-            <wp:extent cx="5334000" cy="3872909"/>
+            <wp:extent cx="5334000" cy="1688231"/>
             <wp:effectExtent b="0" l="0" r="0" t="0"/>
-            <wp:docPr descr="P_aspect_thick" title="" id="34" name="Picture"/>
+            <wp:docPr descr="D_hist" title="" id="31" name="Picture"/>
             <a:graphic>
               <a:graphicData uri="http://schemas.openxmlformats.org/drawingml/2006/picture">
                 <pic:pic>
                   <pic:nvPicPr>
-                    <pic:cNvPr descr="figures_catalog/P_aspect_thick_catalog.png" id="35" name="Picture"/>
+                    <pic:cNvPr descr="figures_catalog/D_GPL_fraction_hist.png" id="32" name="Picture"/>
                     <pic:cNvPicPr>
                       <a:picLocks noChangeArrowheads="1" noChangeAspect="1"/>
                     </pic:cNvPicPr>
                   </pic:nvPicPr>
                   <pic:blipFill>
-                    <a:blip r:embed="rId33"/>
+                    <a:blip r:embed="rId30"/>
                     <a:stretch>
                       <a:fillRect/>
                     </a:stretch>
@@ -1306,7 +1054,7 @@
                   <pic:spPr bwMode="auto">
                     <a:xfrm>
                       <a:off x="0" y="0"/>
-                      <a:ext cx="5334000" cy="3872909"/>
+                      <a:ext cx="5334000" cy="1688231"/>
                     </a:xfrm>
                     <a:prstGeom prst="rect">
                       <a:avLst/>
@@ -1324,55 +1072,29 @@
           </wp:inline>
         </w:drawing>
       </w:r>
-    </w:p>
-    <w:p>
-      <w:pPr>
-        <w:pStyle w:val="ImageCaption"/>
-        <w:bidi/>
-      </w:pPr>
-      <w:r>
-        <w:rPr>
-          <w:rtl/>
-        </w:rPr>
-        <w:t xml:space="preserve">P_aspect_thick</w:t>
-      </w:r>
-    </w:p>
-    <w:bookmarkEnd w:id="36"/>
-    <w:bookmarkStart w:id="40" w:name="Xe4f8a997686749944e525a558823f640dbf574a"/>
-    <w:p>
-      <w:pPr>
-        <w:pStyle w:val="Heading2"/>
-        <w:bidi/>
-      </w:pPr>
-      <w:r>
-        <w:rPr>
-          <w:rtl/>
-        </w:rPr>
-        <w:t xml:space="preserve">بخش ۴-۹ — اثر زمان تخفیف (فوریه و τ* = 0.15 / 0.44 / 0.87)</w:t>
-      </w:r>
-    </w:p>
-    <w:p>
-      <w:pPr>
-        <w:pStyle w:val="CaptionedFigure"/>
-        <w:bidi/>
-      </w:pPr>
+      <w:r>
+        <w:rPr>
+          <w:rtl/>
+        </w:rPr>
+        <w:t xml:space="preserve"> </w:t>
+      </w:r>
       <w:r>
         <w:drawing>
           <wp:inline>
-            <wp:extent cx="5334000" cy="3872909"/>
+            <wp:extent cx="5334000" cy="2982638"/>
             <wp:effectExtent b="0" l="0" r="0" t="0"/>
-            <wp:docPr descr="C_relaxation" title="" id="38" name="Picture"/>
+            <wp:docPr descr="D_prof" title="" id="34" name="Picture"/>
             <a:graphic>
               <a:graphicData uri="http://schemas.openxmlformats.org/drawingml/2006/picture">
                 <pic:pic>
                   <pic:nvPicPr>
-                    <pic:cNvPr descr="figures_catalog/C_relaxation_catalog.png" id="39" name="Picture"/>
+                    <pic:cNvPr descr="figures_catalog/D_GPL_fraction_prof.png" id="35" name="Picture"/>
                     <pic:cNvPicPr>
                       <a:picLocks noChangeArrowheads="1" noChangeAspect="1"/>
                     </pic:cNvPicPr>
                   </pic:nvPicPr>
                   <pic:blipFill>
-                    <a:blip r:embed="rId37"/>
+                    <a:blip r:embed="rId33"/>
                     <a:stretch>
                       <a:fillRect/>
                     </a:stretch>
@@ -1380,7 +1102,7 @@
                   <pic:spPr bwMode="auto">
                     <a:xfrm>
                       <a:off x="0" y="0"/>
-                      <a:ext cx="5334000" cy="3872909"/>
+                      <a:ext cx="5334000" cy="2982638"/>
                     </a:xfrm>
                     <a:prstGeom prst="rect">
                       <a:avLst/>
@@ -1399,20 +1121,8 @@
         </w:drawing>
       </w:r>
     </w:p>
-    <w:p>
-      <w:pPr>
-        <w:pStyle w:val="ImageCaption"/>
-        <w:bidi/>
-      </w:pPr>
-      <w:r>
-        <w:rPr>
-          <w:rtl/>
-        </w:rPr>
-        <w:t xml:space="preserve">C_relaxation</w:t>
-      </w:r>
-    </w:p>
-    <w:bookmarkEnd w:id="40"/>
-    <w:bookmarkStart w:id="44" w:name="بخش-۴-۱۰-اثر-شرایط-تکیهگاهی-s-s-s-c-c-c"/>
+    <w:bookmarkEnd w:id="36"/>
+    <w:bookmarkStart w:id="43" w:name="بخش-۴-۷-بزرگنمایی-بازه-گذار-کسر-وزنی-24"/>
     <w:p>
       <w:pPr>
         <w:pStyle w:val="Heading2"/>
@@ -1422,31 +1132,30 @@
         <w:rPr>
           <w:rtl/>
         </w:rPr>
-        <w:t xml:space="preserve">بخش ۴-۱۰ — اثر شرایط تکیه‌گاهی (S-S / S-C / C-C)</w:t>
-      </w:r>
-    </w:p>
-    <w:p>
-      <w:pPr>
-        <w:pStyle w:val="CaptionedFigure"/>
+        <w:t xml:space="preserve">بخش ۴-۷ — بزرگ‌نمایی بازهٔ گذار کسر وزنی (2–4٪)</w:t>
+      </w:r>
+    </w:p>
+    <w:p>
+      <w:pPr>
         <w:bidi/>
       </w:pPr>
       <w:r>
         <w:drawing>
           <wp:inline>
-            <wp:extent cx="5334000" cy="3872909"/>
+            <wp:extent cx="5334000" cy="1688231"/>
             <wp:effectExtent b="0" l="0" r="0" t="0"/>
-            <wp:docPr descr="F_end_BC" title="" id="42" name="Picture"/>
+            <wp:docPr descr="D2_hist" title="" id="38" name="Picture"/>
             <a:graphic>
               <a:graphicData uri="http://schemas.openxmlformats.org/drawingml/2006/picture">
                 <pic:pic>
                   <pic:nvPicPr>
-                    <pic:cNvPr descr="figures_catalog/F_end_BC_catalog.png" id="43" name="Picture"/>
+                    <pic:cNvPr descr="figures_catalog/D2_GPL_fill_hist.png" id="39" name="Picture"/>
                     <pic:cNvPicPr>
                       <a:picLocks noChangeArrowheads="1" noChangeAspect="1"/>
                     </pic:cNvPicPr>
                   </pic:nvPicPr>
                   <pic:blipFill>
-                    <a:blip r:embed="rId41"/>
+                    <a:blip r:embed="rId37"/>
                     <a:stretch>
                       <a:fillRect/>
                     </a:stretch>
@@ -1454,7 +1163,7 @@
                   <pic:spPr bwMode="auto">
                     <a:xfrm>
                       <a:off x="0" y="0"/>
-                      <a:ext cx="5334000" cy="3872909"/>
+                      <a:ext cx="5334000" cy="1688231"/>
                     </a:xfrm>
                     <a:prstGeom prst="rect">
                       <a:avLst/>
@@ -1472,55 +1181,29 @@
           </wp:inline>
         </w:drawing>
       </w:r>
-    </w:p>
-    <w:p>
-      <w:pPr>
-        <w:pStyle w:val="ImageCaption"/>
-        <w:bidi/>
-      </w:pPr>
-      <w:r>
-        <w:rPr>
-          <w:rtl/>
-        </w:rPr>
-        <w:t xml:space="preserve">F_end_BC</w:t>
-      </w:r>
-    </w:p>
-    <w:bookmarkEnd w:id="44"/>
-    <w:bookmarkStart w:id="48" w:name="X8d1f00bb35bc50f8524dc246d684972617153d6"/>
-    <w:p>
-      <w:pPr>
-        <w:pStyle w:val="Heading2"/>
-        <w:bidi/>
-      </w:pPr>
-      <w:r>
-        <w:rPr>
-          <w:rtl/>
-        </w:rPr>
-        <w:t xml:space="preserve">بخش ۴-۱۱ — جاروب فشار داخلی (0 / 10 / 50 / 100 MPa)</w:t>
-      </w:r>
-    </w:p>
-    <w:p>
-      <w:pPr>
-        <w:pStyle w:val="CaptionedFigure"/>
-        <w:bidi/>
-      </w:pPr>
+      <w:r>
+        <w:rPr>
+          <w:rtl/>
+        </w:rPr>
+        <w:t xml:space="preserve"> </w:t>
+      </w:r>
       <w:r>
         <w:drawing>
           <wp:inline>
-            <wp:extent cx="5334000" cy="2760814"/>
+            <wp:extent cx="5334000" cy="2635146"/>
             <wp:effectExtent b="0" l="0" r="0" t="0"/>
-            <wp:docPr descr="G_pressure" title="" id="46" name="Picture"/>
+            <wp:docPr descr="D2_prof" title="" id="41" name="Picture"/>
             <a:graphic>
               <a:graphicData uri="http://schemas.openxmlformats.org/drawingml/2006/picture">
                 <pic:pic>
                   <pic:nvPicPr>
-                    <pic:cNvPr descr="figures_catalog/G_pressure_catalog.png" id="47" name="Picture"/>
+                    <pic:cNvPr descr="figures_catalog/D2_GPL_fill_prof.png" id="42" name="Picture"/>
                     <pic:cNvPicPr>
                       <a:picLocks noChangeArrowheads="1" noChangeAspect="1"/>
                     </pic:cNvPicPr>
                   </pic:nvPicPr>
                   <pic:blipFill>
-                    <a:blip r:embed="rId45"/>
+                    <a:blip r:embed="rId40"/>
                     <a:stretch>
                       <a:fillRect/>
                     </a:stretch>
@@ -1528,7 +1211,7 @@
                   <pic:spPr bwMode="auto">
                     <a:xfrm>
                       <a:off x="0" y="0"/>
-                      <a:ext cx="5334000" cy="2760814"/>
+                      <a:ext cx="5334000" cy="2635146"/>
                     </a:xfrm>
                     <a:prstGeom prst="rect">
                       <a:avLst/>
@@ -1547,20 +1230,8 @@
         </w:drawing>
       </w:r>
     </w:p>
-    <w:p>
-      <w:pPr>
-        <w:pStyle w:val="ImageCaption"/>
-        <w:bidi/>
-      </w:pPr>
-      <w:r>
-        <w:rPr>
-          <w:rtl/>
-        </w:rPr>
-        <w:t xml:space="preserve">G_pressure</w:t>
-      </w:r>
-    </w:p>
-    <w:bookmarkEnd w:id="48"/>
-    <w:bookmarkStart w:id="52" w:name="بخش-۴-۱۱-فشار-هارمونیک-در-برابر-پلهای"/>
+    <w:bookmarkEnd w:id="43"/>
+    <w:bookmarkStart w:id="50" w:name="X36921b232125e58484aa5734ecf890cd665e406"/>
     <w:p>
       <w:pPr>
         <w:pStyle w:val="Heading2"/>
@@ -1570,31 +1241,30 @@
         <w:rPr>
           <w:rtl/>
         </w:rPr>
-        <w:t xml:space="preserve">بخش ۴-۱۱ — فشار هارمونیک در برابر پله‌ای</w:t>
-      </w:r>
-    </w:p>
-    <w:p>
-      <w:pPr>
-        <w:pStyle w:val="CaptionedFigure"/>
+        <w:t xml:space="preserve">بخش ۴-۸ — نسبت ابعادی: طول به عرض پلاکت (2a/2b)</w:t>
+      </w:r>
+    </w:p>
+    <w:p>
+      <w:pPr>
         <w:bidi/>
       </w:pPr>
       <w:r>
         <w:drawing>
           <wp:inline>
-            <wp:extent cx="5334000" cy="3872909"/>
+            <wp:extent cx="5334000" cy="1688231"/>
             <wp:effectExtent b="0" l="0" r="0" t="0"/>
-            <wp:docPr descr="N_sine_pressure" title="" id="50" name="Picture"/>
+            <wp:docPr descr="O_hist" title="" id="45" name="Picture"/>
             <a:graphic>
               <a:graphicData uri="http://schemas.openxmlformats.org/drawingml/2006/picture">
                 <pic:pic>
                   <pic:nvPicPr>
-                    <pic:cNvPr descr="figures_catalog/N_sine_pressure_catalog.png" id="51" name="Picture"/>
+                    <pic:cNvPr descr="figures_catalog/O_aspect_length_hist.png" id="46" name="Picture"/>
                     <pic:cNvPicPr>
                       <a:picLocks noChangeArrowheads="1" noChangeAspect="1"/>
                     </pic:cNvPicPr>
                   </pic:nvPicPr>
                   <pic:blipFill>
-                    <a:blip r:embed="rId49"/>
+                    <a:blip r:embed="rId44"/>
                     <a:stretch>
                       <a:fillRect/>
                     </a:stretch>
@@ -1602,7 +1272,7 @@
                   <pic:spPr bwMode="auto">
                     <a:xfrm>
                       <a:off x="0" y="0"/>
-                      <a:ext cx="5334000" cy="3872909"/>
+                      <a:ext cx="5334000" cy="1688231"/>
                     </a:xfrm>
                     <a:prstGeom prst="rect">
                       <a:avLst/>
@@ -1620,55 +1290,29 @@
           </wp:inline>
         </w:drawing>
       </w:r>
-    </w:p>
-    <w:p>
-      <w:pPr>
-        <w:pStyle w:val="ImageCaption"/>
-        <w:bidi/>
-      </w:pPr>
-      <w:r>
-        <w:rPr>
-          <w:rtl/>
-        </w:rPr>
-        <w:t xml:space="preserve">N_sine_pressure</w:t>
-      </w:r>
-    </w:p>
-    <w:bookmarkEnd w:id="52"/>
-    <w:bookmarkStart w:id="56" w:name="Xc4ab342cbc74e0a0cda1dfe0e8f0343271708d9"/>
-    <w:p>
-      <w:pPr>
-        <w:pStyle w:val="Heading2"/>
-        <w:bidi/>
-      </w:pPr>
-      <w:r>
-        <w:rPr>
-          <w:rtl/>
-        </w:rPr>
-        <w:t xml:space="preserve">بخش ۴-۱۲ — اثر طول استوانه / حد نامحدود (L = 0.5 / 1 / 2 / 4)</w:t>
-      </w:r>
-    </w:p>
-    <w:p>
-      <w:pPr>
-        <w:pStyle w:val="CaptionedFigure"/>
-        <w:bidi/>
-      </w:pPr>
+      <w:r>
+        <w:rPr>
+          <w:rtl/>
+        </w:rPr>
+        <w:t xml:space="preserve"> </w:t>
+      </w:r>
       <w:r>
         <w:drawing>
           <wp:inline>
-            <wp:extent cx="5334000" cy="3872909"/>
+            <wp:extent cx="5334000" cy="2982638"/>
             <wp:effectExtent b="0" l="0" r="0" t="0"/>
-            <wp:docPr descr="Q_infinite_len" title="" id="54" name="Picture"/>
+            <wp:docPr descr="O_prof" title="" id="48" name="Picture"/>
             <a:graphic>
               <a:graphicData uri="http://schemas.openxmlformats.org/drawingml/2006/picture">
                 <pic:pic>
                   <pic:nvPicPr>
-                    <pic:cNvPr descr="figures_catalog/Q_infinite_len_catalog.png" id="55" name="Picture"/>
+                    <pic:cNvPr descr="figures_catalog/O_aspect_length_prof.png" id="49" name="Picture"/>
                     <pic:cNvPicPr>
                       <a:picLocks noChangeArrowheads="1" noChangeAspect="1"/>
                     </pic:cNvPicPr>
                   </pic:nvPicPr>
                   <pic:blipFill>
-                    <a:blip r:embed="rId53"/>
+                    <a:blip r:embed="rId47"/>
                     <a:stretch>
                       <a:fillRect/>
                     </a:stretch>
@@ -1676,7 +1320,7 @@
                   <pic:spPr bwMode="auto">
                     <a:xfrm>
                       <a:off x="0" y="0"/>
-                      <a:ext cx="5334000" cy="3872909"/>
+                      <a:ext cx="5334000" cy="2982638"/>
                     </a:xfrm>
                     <a:prstGeom prst="rect">
                       <a:avLst/>
@@ -1695,20 +1339,8 @@
         </w:drawing>
       </w:r>
     </w:p>
-    <w:p>
-      <w:pPr>
-        <w:pStyle w:val="ImageCaption"/>
-        <w:bidi/>
-      </w:pPr>
-      <w:r>
-        <w:rPr>
-          <w:rtl/>
-        </w:rPr>
-        <w:t xml:space="preserve">Q_infinite_len</w:t>
-      </w:r>
-    </w:p>
-    <w:bookmarkEnd w:id="56"/>
-    <w:bookmarkStart w:id="60" w:name="بخش-۴-۱۳-برهمکنش-الگوهای-گرافن-و-تخلخل"/>
+    <w:bookmarkEnd w:id="50"/>
+    <w:bookmarkStart w:id="57" w:name="Xd64a30d74af2597210fd19961abea654448d1d2"/>
     <w:p>
       <w:pPr>
         <w:pStyle w:val="Heading2"/>
@@ -1718,31 +1350,30 @@
         <w:rPr>
           <w:rtl/>
         </w:rPr>
-        <w:t xml:space="preserve">بخش ۴-۱۳ — برهم‌کنش الگوهای گرافن و تخلخل</w:t>
-      </w:r>
-    </w:p>
-    <w:p>
-      <w:pPr>
-        <w:pStyle w:val="CaptionedFigure"/>
+        <w:t xml:space="preserve">بخش ۴-۸ — نسبت ابعادی: عرض به ضخامت پلاکت (2b/t)</w:t>
+      </w:r>
+    </w:p>
+    <w:p>
+      <w:pPr>
         <w:bidi/>
       </w:pPr>
       <w:r>
         <w:drawing>
           <wp:inline>
-            <wp:extent cx="5334000" cy="3872909"/>
+            <wp:extent cx="5334000" cy="1688231"/>
             <wp:effectExtent b="0" l="0" r="0" t="0"/>
-            <wp:docPr descr="H_interaction" title="" id="58" name="Picture"/>
+            <wp:docPr descr="P_hist" title="" id="52" name="Picture"/>
             <a:graphic>
               <a:graphicData uri="http://schemas.openxmlformats.org/drawingml/2006/picture">
                 <pic:pic>
                   <pic:nvPicPr>
-                    <pic:cNvPr descr="figures_catalog/H_interaction_catalog.png" id="59" name="Picture"/>
+                    <pic:cNvPr descr="figures_catalog/P_aspect_thick_hist.png" id="53" name="Picture"/>
                     <pic:cNvPicPr>
                       <a:picLocks noChangeArrowheads="1" noChangeAspect="1"/>
                     </pic:cNvPicPr>
                   </pic:nvPicPr>
                   <pic:blipFill>
-                    <a:blip r:embed="rId57"/>
+                    <a:blip r:embed="rId51"/>
                     <a:stretch>
                       <a:fillRect/>
                     </a:stretch>
@@ -1750,7 +1381,7 @@
                   <pic:spPr bwMode="auto">
                     <a:xfrm>
                       <a:off x="0" y="0"/>
-                      <a:ext cx="5334000" cy="3872909"/>
+                      <a:ext cx="5334000" cy="1688231"/>
                     </a:xfrm>
                     <a:prstGeom prst="rect">
                       <a:avLst/>
@@ -1768,55 +1399,29 @@
           </wp:inline>
         </w:drawing>
       </w:r>
-    </w:p>
-    <w:p>
-      <w:pPr>
-        <w:pStyle w:val="ImageCaption"/>
-        <w:bidi/>
-      </w:pPr>
-      <w:r>
-        <w:rPr>
-          <w:rtl/>
-        </w:rPr>
-        <w:t xml:space="preserve">H_interaction</w:t>
-      </w:r>
-    </w:p>
-    <w:bookmarkEnd w:id="60"/>
-    <w:bookmarkStart w:id="64" w:name="Xaa90343fb524af7568fbd7ffec26a39e4796dcb"/>
-    <w:p>
-      <w:pPr>
-        <w:pStyle w:val="Heading2"/>
-        <w:bidi/>
-      </w:pPr>
-      <w:r>
-        <w:rPr>
-          <w:rtl/>
-        </w:rPr>
-        <w:t xml:space="preserve">بخش ۴-۱۴ — اثر ممزوج بودن معادلات (ممزوج / غیرممزوج)</w:t>
-      </w:r>
-    </w:p>
-    <w:p>
-      <w:pPr>
-        <w:pStyle w:val="CaptionedFigure"/>
-        <w:bidi/>
-      </w:pPr>
+      <w:r>
+        <w:rPr>
+          <w:rtl/>
+        </w:rPr>
+        <w:t xml:space="preserve"> </w:t>
+      </w:r>
       <w:r>
         <w:drawing>
           <wp:inline>
-            <wp:extent cx="5334000" cy="3872909"/>
+            <wp:extent cx="5334000" cy="2982638"/>
             <wp:effectExtent b="0" l="0" r="0" t="0"/>
-            <wp:docPr descr="I_coupling" title="" id="62" name="Picture"/>
+            <wp:docPr descr="P_prof" title="" id="55" name="Picture"/>
             <a:graphic>
               <a:graphicData uri="http://schemas.openxmlformats.org/drawingml/2006/picture">
                 <pic:pic>
                   <pic:nvPicPr>
-                    <pic:cNvPr descr="figures_catalog/I_coupling_catalog.png" id="63" name="Picture"/>
+                    <pic:cNvPr descr="figures_catalog/P_aspect_thick_prof.png" id="56" name="Picture"/>
                     <pic:cNvPicPr>
                       <a:picLocks noChangeArrowheads="1" noChangeAspect="1"/>
                     </pic:cNvPicPr>
                   </pic:nvPicPr>
                   <pic:blipFill>
-                    <a:blip r:embed="rId61"/>
+                    <a:blip r:embed="rId54"/>
                     <a:stretch>
                       <a:fillRect/>
                     </a:stretch>
@@ -1824,7 +1429,7 @@
                   <pic:spPr bwMode="auto">
                     <a:xfrm>
                       <a:off x="0" y="0"/>
-                      <a:ext cx="5334000" cy="3872909"/>
+                      <a:ext cx="5334000" cy="2982638"/>
                     </a:xfrm>
                     <a:prstGeom prst="rect">
                       <a:avLst/>
@@ -1843,20 +1448,8 @@
         </w:drawing>
       </w:r>
     </w:p>
-    <w:p>
-      <w:pPr>
-        <w:pStyle w:val="ImageCaption"/>
-        <w:bidi/>
-      </w:pPr>
-      <w:r>
-        <w:rPr>
-          <w:rtl/>
-        </w:rPr>
-        <w:t xml:space="preserve">I_coupling</w:t>
-      </w:r>
-    </w:p>
-    <w:bookmarkEnd w:id="64"/>
-    <w:bookmarkStart w:id="68" w:name="X01ffbb4bc6fc46265036786f1bd25dab44cae4d"/>
+    <w:bookmarkEnd w:id="57"/>
+    <w:bookmarkStart w:id="64" w:name="Xe4f8a997686749944e525a558823f640dbf574a"/>
     <w:p>
       <w:pPr>
         <w:pStyle w:val="Heading2"/>
@@ -1866,31 +1459,30 @@
         <w:rPr>
           <w:rtl/>
         </w:rPr>
-        <w:t xml:space="preserve">بخش ۴-۱۵ — اثر ضریب همرفت سطح خارجی (h_c = 10 / 100 / 1000)</w:t>
-      </w:r>
-    </w:p>
-    <w:p>
-      <w:pPr>
-        <w:pStyle w:val="CaptionedFigure"/>
+        <w:t xml:space="preserve">بخش ۴-۹ — اثر زمان تخفیف (فوریه و τ* = 0.15 / 0.44 / 0.87)</w:t>
+      </w:r>
+    </w:p>
+    <w:p>
+      <w:pPr>
         <w:bidi/>
       </w:pPr>
       <w:r>
         <w:drawing>
           <wp:inline>
-            <wp:extent cx="5334000" cy="3872909"/>
+            <wp:extent cx="5334000" cy="1688231"/>
             <wp:effectExtent b="0" l="0" r="0" t="0"/>
-            <wp:docPr descr="J_convection" title="" id="66" name="Picture"/>
+            <wp:docPr descr="C_hist" title="" id="59" name="Picture"/>
             <a:graphic>
               <a:graphicData uri="http://schemas.openxmlformats.org/drawingml/2006/picture">
                 <pic:pic>
                   <pic:nvPicPr>
-                    <pic:cNvPr descr="figures_catalog/J_convection_catalog.png" id="67" name="Picture"/>
+                    <pic:cNvPr descr="figures_catalog/C_relaxation_hist.png" id="60" name="Picture"/>
                     <pic:cNvPicPr>
                       <a:picLocks noChangeArrowheads="1" noChangeAspect="1"/>
                     </pic:cNvPicPr>
                   </pic:nvPicPr>
                   <pic:blipFill>
-                    <a:blip r:embed="rId65"/>
+                    <a:blip r:embed="rId58"/>
                     <a:stretch>
                       <a:fillRect/>
                     </a:stretch>
@@ -1898,7 +1490,7 @@
                   <pic:spPr bwMode="auto">
                     <a:xfrm>
                       <a:off x="0" y="0"/>
-                      <a:ext cx="5334000" cy="3872909"/>
+                      <a:ext cx="5334000" cy="1688231"/>
                     </a:xfrm>
                     <a:prstGeom prst="rect">
                       <a:avLst/>
@@ -1916,55 +1508,29 @@
           </wp:inline>
         </w:drawing>
       </w:r>
-    </w:p>
-    <w:p>
-      <w:pPr>
-        <w:pStyle w:val="ImageCaption"/>
-        <w:bidi/>
-      </w:pPr>
-      <w:r>
-        <w:rPr>
-          <w:rtl/>
-        </w:rPr>
-        <w:t xml:space="preserve">J_convection</w:t>
-      </w:r>
-    </w:p>
-    <w:bookmarkEnd w:id="68"/>
-    <w:bookmarkStart w:id="72" w:name="X2d5c7fad089b56875e57b2c37084ef5bee7d438"/>
-    <w:p>
-      <w:pPr>
-        <w:pStyle w:val="Heading2"/>
-        <w:bidi/>
-      </w:pPr>
-      <w:r>
-        <w:rPr>
-          <w:rtl/>
-        </w:rPr>
-        <w:t xml:space="preserve">بخش ۴-۱۶ — اثر ضخامت جداره (R_o = 0.15 / 0.20 / 0.30)</w:t>
-      </w:r>
-    </w:p>
-    <w:p>
-      <w:pPr>
-        <w:pStyle w:val="CaptionedFigure"/>
-        <w:bidi/>
-      </w:pPr>
+      <w:r>
+        <w:rPr>
+          <w:rtl/>
+        </w:rPr>
+        <w:t xml:space="preserve"> </w:t>
+      </w:r>
       <w:r>
         <w:drawing>
           <wp:inline>
-            <wp:extent cx="5334000" cy="3872909"/>
+            <wp:extent cx="5334000" cy="2982638"/>
             <wp:effectExtent b="0" l="0" r="0" t="0"/>
-            <wp:docPr descr="K_thickness" title="" id="70" name="Picture"/>
+            <wp:docPr descr="C_prof" title="" id="62" name="Picture"/>
             <a:graphic>
               <a:graphicData uri="http://schemas.openxmlformats.org/drawingml/2006/picture">
                 <pic:pic>
                   <pic:nvPicPr>
-                    <pic:cNvPr descr="figures_catalog/K_thickness_catalog.png" id="71" name="Picture"/>
+                    <pic:cNvPr descr="figures_catalog/C_relaxation_prof.png" id="63" name="Picture"/>
                     <pic:cNvPicPr>
                       <a:picLocks noChangeArrowheads="1" noChangeAspect="1"/>
                     </pic:cNvPicPr>
                   </pic:nvPicPr>
                   <pic:blipFill>
-                    <a:blip r:embed="rId69"/>
+                    <a:blip r:embed="rId61"/>
                     <a:stretch>
                       <a:fillRect/>
                     </a:stretch>
@@ -1972,7 +1538,7 @@
                   <pic:spPr bwMode="auto">
                     <a:xfrm>
                       <a:off x="0" y="0"/>
-                      <a:ext cx="5334000" cy="3872909"/>
+                      <a:ext cx="5334000" cy="2982638"/>
                     </a:xfrm>
                     <a:prstGeom prst="rect">
                       <a:avLst/>
@@ -1991,20 +1557,8 @@
         </w:drawing>
       </w:r>
     </w:p>
-    <w:p>
-      <w:pPr>
-        <w:pStyle w:val="ImageCaption"/>
-        <w:bidi/>
-      </w:pPr>
-      <w:r>
-        <w:rPr>
-          <w:rtl/>
-        </w:rPr>
-        <w:t xml:space="preserve">K_thickness</w:t>
-      </w:r>
-    </w:p>
-    <w:bookmarkEnd w:id="72"/>
-    <w:bookmarkStart w:id="76" w:name="بخش-۴-۳-همگرایی-لایهای-n_l-3-5-9-15"/>
+    <w:bookmarkEnd w:id="64"/>
+    <w:bookmarkStart w:id="71" w:name="بخش-۴-۱۰-اثر-شرایط-تکیهگاهی-s-s-s-c-c-c"/>
     <w:p>
       <w:pPr>
         <w:pStyle w:val="Heading2"/>
@@ -2014,31 +1568,30 @@
         <w:rPr>
           <w:rtl/>
         </w:rPr>
-        <w:t xml:space="preserve">بخش ۴-۳ — همگرایی لایه‌ای (N_L = 3 / 5 / 9 / 15)</w:t>
-      </w:r>
-    </w:p>
-    <w:p>
-      <w:pPr>
-        <w:pStyle w:val="CaptionedFigure"/>
+        <w:t xml:space="preserve">بخش ۴-۱۰ — اثر شرایط تکیه‌گاهی (S-S / S-C / C-C)</w:t>
+      </w:r>
+    </w:p>
+    <w:p>
+      <w:pPr>
         <w:bidi/>
       </w:pPr>
       <w:r>
         <w:drawing>
           <wp:inline>
-            <wp:extent cx="5334000" cy="2760814"/>
+            <wp:extent cx="5334000" cy="1688231"/>
             <wp:effectExtent b="0" l="0" r="0" t="0"/>
-            <wp:docPr descr="L_layers" title="" id="74" name="Picture"/>
+            <wp:docPr descr="F_hist" title="" id="66" name="Picture"/>
             <a:graphic>
               <a:graphicData uri="http://schemas.openxmlformats.org/drawingml/2006/picture">
                 <pic:pic>
                   <pic:nvPicPr>
-                    <pic:cNvPr descr="figures_catalog/L_layers_catalog.png" id="75" name="Picture"/>
+                    <pic:cNvPr descr="figures_catalog/F_end_BC_hist.png" id="67" name="Picture"/>
                     <pic:cNvPicPr>
                       <a:picLocks noChangeArrowheads="1" noChangeAspect="1"/>
                     </pic:cNvPicPr>
                   </pic:nvPicPr>
                   <pic:blipFill>
-                    <a:blip r:embed="rId73"/>
+                    <a:blip r:embed="rId65"/>
                     <a:stretch>
                       <a:fillRect/>
                     </a:stretch>
@@ -2046,7 +1599,7 @@
                   <pic:spPr bwMode="auto">
                     <a:xfrm>
                       <a:off x="0" y="0"/>
-                      <a:ext cx="5334000" cy="2760814"/>
+                      <a:ext cx="5334000" cy="1688231"/>
                     </a:xfrm>
                     <a:prstGeom prst="rect">
                       <a:avLst/>
@@ -2064,55 +1617,29 @@
           </wp:inline>
         </w:drawing>
       </w:r>
-    </w:p>
-    <w:p>
-      <w:pPr>
-        <w:pStyle w:val="ImageCaption"/>
-        <w:bidi/>
-      </w:pPr>
-      <w:r>
-        <w:rPr>
-          <w:rtl/>
-        </w:rPr>
-        <w:t xml:space="preserve">L_layers</w:t>
-      </w:r>
-    </w:p>
-    <w:bookmarkEnd w:id="76"/>
-    <w:bookmarkStart w:id="80" w:name="X8933a277a376298336597aeba9b4b4f2bb71beb"/>
-    <w:p>
-      <w:pPr>
-        <w:pStyle w:val="Heading2"/>
-        <w:bidi/>
-      </w:pPr>
-      <w:r>
-        <w:rPr>
-          <w:rtl/>
-        </w:rPr>
-        <w:t xml:space="preserve">بخش ۴-۱۷ — پاسخ به شوک حرارتی گاوسی (لرد-شولمن / فوریه)</w:t>
-      </w:r>
-    </w:p>
-    <w:p>
-      <w:pPr>
-        <w:pStyle w:val="CaptionedFigure"/>
-        <w:bidi/>
-      </w:pPr>
+      <w:r>
+        <w:rPr>
+          <w:rtl/>
+        </w:rPr>
+        <w:t xml:space="preserve"> </w:t>
+      </w:r>
       <w:r>
         <w:drawing>
           <wp:inline>
-            <wp:extent cx="5334000" cy="3872909"/>
+            <wp:extent cx="5334000" cy="2982638"/>
             <wp:effectExtent b="0" l="0" r="0" t="0"/>
-            <wp:docPr descr="M_gauss_shock" title="" id="78" name="Picture"/>
+            <wp:docPr descr="F_prof" title="" id="69" name="Picture"/>
             <a:graphic>
               <a:graphicData uri="http://schemas.openxmlformats.org/drawingml/2006/picture">
                 <pic:pic>
                   <pic:nvPicPr>
-                    <pic:cNvPr descr="figures_catalog/M_gauss_shock_catalog.png" id="79" name="Picture"/>
+                    <pic:cNvPr descr="figures_catalog/F_end_BC_prof.png" id="70" name="Picture"/>
                     <pic:cNvPicPr>
                       <a:picLocks noChangeArrowheads="1" noChangeAspect="1"/>
                     </pic:cNvPicPr>
                   </pic:nvPicPr>
                   <pic:blipFill>
-                    <a:blip r:embed="rId77"/>
+                    <a:blip r:embed="rId68"/>
                     <a:stretch>
                       <a:fillRect/>
                     </a:stretch>
@@ -2120,7 +1647,7 @@
                   <pic:spPr bwMode="auto">
                     <a:xfrm>
                       <a:off x="0" y="0"/>
-                      <a:ext cx="5334000" cy="3872909"/>
+                      <a:ext cx="5334000" cy="2982638"/>
                     </a:xfrm>
                     <a:prstGeom prst="rect">
                       <a:avLst/>
@@ -2139,20 +1666,8 @@
         </w:drawing>
       </w:r>
     </w:p>
-    <w:p>
-      <w:pPr>
-        <w:pStyle w:val="ImageCaption"/>
-        <w:bidi/>
-      </w:pPr>
-      <w:r>
-        <w:rPr>
-          <w:rtl/>
-        </w:rPr>
-        <w:t xml:space="preserve">M_gauss_shock</w:t>
-      </w:r>
-    </w:p>
-    <w:bookmarkEnd w:id="80"/>
-    <w:bookmarkStart w:id="84" w:name="بخش-۴-۲۰-مقایسه-تئوریهای-ترموالاستیسیته"/>
+    <w:bookmarkEnd w:id="71"/>
+    <w:bookmarkStart w:id="78" w:name="X8d1f00bb35bc50f8524dc246d684972617153d6"/>
     <w:p>
       <w:pPr>
         <w:pStyle w:val="Heading2"/>
@@ -2162,31 +1677,30 @@
         <w:rPr>
           <w:rtl/>
         </w:rPr>
-        <w:t xml:space="preserve">بخش ۴-۲۰ — مقایسهٔ تئوری‌های ترموالاستیسیته</w:t>
-      </w:r>
-    </w:p>
-    <w:p>
-      <w:pPr>
-        <w:pStyle w:val="CaptionedFigure"/>
+        <w:t xml:space="preserve">بخش ۴-۱۱ — جاروب فشار داخلی (0 / 10 / 50 / 100 MPa)</w:t>
+      </w:r>
+    </w:p>
+    <w:p>
+      <w:pPr>
         <w:bidi/>
       </w:pPr>
       <w:r>
         <w:drawing>
           <wp:inline>
-            <wp:extent cx="5334000" cy="3872909"/>
+            <wp:extent cx="5334000" cy="1688231"/>
             <wp:effectExtent b="0" l="0" r="0" t="0"/>
-            <wp:docPr descr="T3_theories" title="" id="82" name="Picture"/>
+            <wp:docPr descr="G_hist" title="" id="73" name="Picture"/>
             <a:graphic>
               <a:graphicData uri="http://schemas.openxmlformats.org/drawingml/2006/picture">
                 <pic:pic>
                   <pic:nvPicPr>
-                    <pic:cNvPr descr="figures_catalog/T3_theories_catalog.png" id="83" name="Picture"/>
+                    <pic:cNvPr descr="figures_catalog/G_pressure_hist.png" id="74" name="Picture"/>
                     <pic:cNvPicPr>
                       <a:picLocks noChangeArrowheads="1" noChangeAspect="1"/>
                     </pic:cNvPicPr>
                   </pic:nvPicPr>
                   <pic:blipFill>
-                    <a:blip r:embed="rId81"/>
+                    <a:blip r:embed="rId72"/>
                     <a:stretch>
                       <a:fillRect/>
                     </a:stretch>
@@ -2194,7 +1708,7 @@
                   <pic:spPr bwMode="auto">
                     <a:xfrm>
                       <a:off x="0" y="0"/>
-                      <a:ext cx="5334000" cy="3872909"/>
+                      <a:ext cx="5334000" cy="1688231"/>
                     </a:xfrm>
                     <a:prstGeom prst="rect">
                       <a:avLst/>
@@ -2212,21 +1726,1038 @@
           </wp:inline>
         </w:drawing>
       </w:r>
-    </w:p>
-    <w:p>
-      <w:pPr>
-        <w:pStyle w:val="ImageCaption"/>
-        <w:bidi/>
-      </w:pPr>
-      <w:r>
-        <w:rPr>
-          <w:rtl/>
-        </w:rPr>
-        <w:t xml:space="preserve">T3_theories</w:t>
-      </w:r>
-    </w:p>
-    <w:bookmarkEnd w:id="84"/>
+      <w:r>
+        <w:rPr>
+          <w:rtl/>
+        </w:rPr>
+        <w:t xml:space="preserve"> </w:t>
+      </w:r>
+      <w:r>
+        <w:drawing>
+          <wp:inline>
+            <wp:extent cx="5334000" cy="2982638"/>
+            <wp:effectExtent b="0" l="0" r="0" t="0"/>
+            <wp:docPr descr="G_prof" title="" id="76" name="Picture"/>
+            <a:graphic>
+              <a:graphicData uri="http://schemas.openxmlformats.org/drawingml/2006/picture">
+                <pic:pic>
+                  <pic:nvPicPr>
+                    <pic:cNvPr descr="figures_catalog/G_pressure_prof.png" id="77" name="Picture"/>
+                    <pic:cNvPicPr>
+                      <a:picLocks noChangeArrowheads="1" noChangeAspect="1"/>
+                    </pic:cNvPicPr>
+                  </pic:nvPicPr>
+                  <pic:blipFill>
+                    <a:blip r:embed="rId75"/>
+                    <a:stretch>
+                      <a:fillRect/>
+                    </a:stretch>
+                  </pic:blipFill>
+                  <pic:spPr bwMode="auto">
+                    <a:xfrm>
+                      <a:off x="0" y="0"/>
+                      <a:ext cx="5334000" cy="2982638"/>
+                    </a:xfrm>
+                    <a:prstGeom prst="rect">
+                      <a:avLst/>
+                    </a:prstGeom>
+                    <a:noFill/>
+                    <a:ln w="9525">
+                      <a:noFill/>
+                      <a:headEnd/>
+                      <a:tailEnd/>
+                    </a:ln>
+                  </pic:spPr>
+                </pic:pic>
+              </a:graphicData>
+            </a:graphic>
+          </wp:inline>
+        </w:drawing>
+      </w:r>
+    </w:p>
+    <w:bookmarkEnd w:id="78"/>
+    <w:bookmarkStart w:id="85" w:name="بخش-۴-۱۱-فشار-هارمونیک-در-برابر-پلهای"/>
+    <w:p>
+      <w:pPr>
+        <w:pStyle w:val="Heading2"/>
+        <w:bidi/>
+      </w:pPr>
+      <w:r>
+        <w:rPr>
+          <w:rtl/>
+        </w:rPr>
+        <w:t xml:space="preserve">بخش ۴-۱۱ — فشار هارمونیک در برابر پله‌ای</w:t>
+      </w:r>
+    </w:p>
+    <w:p>
+      <w:pPr>
+        <w:bidi/>
+      </w:pPr>
+      <w:r>
+        <w:drawing>
+          <wp:inline>
+            <wp:extent cx="5334000" cy="1688231"/>
+            <wp:effectExtent b="0" l="0" r="0" t="0"/>
+            <wp:docPr descr="N_hist" title="" id="80" name="Picture"/>
+            <a:graphic>
+              <a:graphicData uri="http://schemas.openxmlformats.org/drawingml/2006/picture">
+                <pic:pic>
+                  <pic:nvPicPr>
+                    <pic:cNvPr descr="figures_catalog/N_sine_pressure_hist.png" id="81" name="Picture"/>
+                    <pic:cNvPicPr>
+                      <a:picLocks noChangeArrowheads="1" noChangeAspect="1"/>
+                    </pic:cNvPicPr>
+                  </pic:nvPicPr>
+                  <pic:blipFill>
+                    <a:blip r:embed="rId79"/>
+                    <a:stretch>
+                      <a:fillRect/>
+                    </a:stretch>
+                  </pic:blipFill>
+                  <pic:spPr bwMode="auto">
+                    <a:xfrm>
+                      <a:off x="0" y="0"/>
+                      <a:ext cx="5334000" cy="1688231"/>
+                    </a:xfrm>
+                    <a:prstGeom prst="rect">
+                      <a:avLst/>
+                    </a:prstGeom>
+                    <a:noFill/>
+                    <a:ln w="9525">
+                      <a:noFill/>
+                      <a:headEnd/>
+                      <a:tailEnd/>
+                    </a:ln>
+                  </pic:spPr>
+                </pic:pic>
+              </a:graphicData>
+            </a:graphic>
+          </wp:inline>
+        </w:drawing>
+      </w:r>
+      <w:r>
+        <w:rPr>
+          <w:rtl/>
+        </w:rPr>
+        <w:t xml:space="preserve"> </w:t>
+      </w:r>
+      <w:r>
+        <w:drawing>
+          <wp:inline>
+            <wp:extent cx="5334000" cy="2982638"/>
+            <wp:effectExtent b="0" l="0" r="0" t="0"/>
+            <wp:docPr descr="N_prof" title="" id="83" name="Picture"/>
+            <a:graphic>
+              <a:graphicData uri="http://schemas.openxmlformats.org/drawingml/2006/picture">
+                <pic:pic>
+                  <pic:nvPicPr>
+                    <pic:cNvPr descr="figures_catalog/N_sine_pressure_prof.png" id="84" name="Picture"/>
+                    <pic:cNvPicPr>
+                      <a:picLocks noChangeArrowheads="1" noChangeAspect="1"/>
+                    </pic:cNvPicPr>
+                  </pic:nvPicPr>
+                  <pic:blipFill>
+                    <a:blip r:embed="rId82"/>
+                    <a:stretch>
+                      <a:fillRect/>
+                    </a:stretch>
+                  </pic:blipFill>
+                  <pic:spPr bwMode="auto">
+                    <a:xfrm>
+                      <a:off x="0" y="0"/>
+                      <a:ext cx="5334000" cy="2982638"/>
+                    </a:xfrm>
+                    <a:prstGeom prst="rect">
+                      <a:avLst/>
+                    </a:prstGeom>
+                    <a:noFill/>
+                    <a:ln w="9525">
+                      <a:noFill/>
+                      <a:headEnd/>
+                      <a:tailEnd/>
+                    </a:ln>
+                  </pic:spPr>
+                </pic:pic>
+              </a:graphicData>
+            </a:graphic>
+          </wp:inline>
+        </w:drawing>
+      </w:r>
+    </w:p>
     <w:bookmarkEnd w:id="85"/>
+    <w:bookmarkStart w:id="92" w:name="Xc4ab342cbc74e0a0cda1dfe0e8f0343271708d9"/>
+    <w:p>
+      <w:pPr>
+        <w:pStyle w:val="Heading2"/>
+        <w:bidi/>
+      </w:pPr>
+      <w:r>
+        <w:rPr>
+          <w:rtl/>
+        </w:rPr>
+        <w:t xml:space="preserve">بخش ۴-۱۲ — اثر طول استوانه / حد نامحدود (L = 0.5 / 1 / 2 / 4)</w:t>
+      </w:r>
+    </w:p>
+    <w:p>
+      <w:pPr>
+        <w:bidi/>
+      </w:pPr>
+      <w:r>
+        <w:drawing>
+          <wp:inline>
+            <wp:extent cx="5334000" cy="1688231"/>
+            <wp:effectExtent b="0" l="0" r="0" t="0"/>
+            <wp:docPr descr="Q_hist" title="" id="87" name="Picture"/>
+            <a:graphic>
+              <a:graphicData uri="http://schemas.openxmlformats.org/drawingml/2006/picture">
+                <pic:pic>
+                  <pic:nvPicPr>
+                    <pic:cNvPr descr="figures_catalog/Q_infinite_len_hist.png" id="88" name="Picture"/>
+                    <pic:cNvPicPr>
+                      <a:picLocks noChangeArrowheads="1" noChangeAspect="1"/>
+                    </pic:cNvPicPr>
+                  </pic:nvPicPr>
+                  <pic:blipFill>
+                    <a:blip r:embed="rId86"/>
+                    <a:stretch>
+                      <a:fillRect/>
+                    </a:stretch>
+                  </pic:blipFill>
+                  <pic:spPr bwMode="auto">
+                    <a:xfrm>
+                      <a:off x="0" y="0"/>
+                      <a:ext cx="5334000" cy="1688231"/>
+                    </a:xfrm>
+                    <a:prstGeom prst="rect">
+                      <a:avLst/>
+                    </a:prstGeom>
+                    <a:noFill/>
+                    <a:ln w="9525">
+                      <a:noFill/>
+                      <a:headEnd/>
+                      <a:tailEnd/>
+                    </a:ln>
+                  </pic:spPr>
+                </pic:pic>
+              </a:graphicData>
+            </a:graphic>
+          </wp:inline>
+        </w:drawing>
+      </w:r>
+      <w:r>
+        <w:rPr>
+          <w:rtl/>
+        </w:rPr>
+        <w:t xml:space="preserve"> </w:t>
+      </w:r>
+      <w:r>
+        <w:drawing>
+          <wp:inline>
+            <wp:extent cx="5334000" cy="2635146"/>
+            <wp:effectExtent b="0" l="0" r="0" t="0"/>
+            <wp:docPr descr="Q_prof" title="" id="90" name="Picture"/>
+            <a:graphic>
+              <a:graphicData uri="http://schemas.openxmlformats.org/drawingml/2006/picture">
+                <pic:pic>
+                  <pic:nvPicPr>
+                    <pic:cNvPr descr="figures_catalog/Q_infinite_len_prof.png" id="91" name="Picture"/>
+                    <pic:cNvPicPr>
+                      <a:picLocks noChangeArrowheads="1" noChangeAspect="1"/>
+                    </pic:cNvPicPr>
+                  </pic:nvPicPr>
+                  <pic:blipFill>
+                    <a:blip r:embed="rId89"/>
+                    <a:stretch>
+                      <a:fillRect/>
+                    </a:stretch>
+                  </pic:blipFill>
+                  <pic:spPr bwMode="auto">
+                    <a:xfrm>
+                      <a:off x="0" y="0"/>
+                      <a:ext cx="5334000" cy="2635146"/>
+                    </a:xfrm>
+                    <a:prstGeom prst="rect">
+                      <a:avLst/>
+                    </a:prstGeom>
+                    <a:noFill/>
+                    <a:ln w="9525">
+                      <a:noFill/>
+                      <a:headEnd/>
+                      <a:tailEnd/>
+                    </a:ln>
+                  </pic:spPr>
+                </pic:pic>
+              </a:graphicData>
+            </a:graphic>
+          </wp:inline>
+        </w:drawing>
+      </w:r>
+    </w:p>
+    <w:bookmarkEnd w:id="92"/>
+    <w:bookmarkStart w:id="99" w:name="بخش-۴-۱۳-برهمکنش-الگوهای-گرافن-و-تخلخل"/>
+    <w:p>
+      <w:pPr>
+        <w:pStyle w:val="Heading2"/>
+        <w:bidi/>
+      </w:pPr>
+      <w:r>
+        <w:rPr>
+          <w:rtl/>
+        </w:rPr>
+        <w:t xml:space="preserve">بخش ۴-۱۳ — برهم‌کنش الگوهای گرافن و تخلخل</w:t>
+      </w:r>
+    </w:p>
+    <w:p>
+      <w:pPr>
+        <w:bidi/>
+      </w:pPr>
+      <w:r>
+        <w:drawing>
+          <wp:inline>
+            <wp:extent cx="5334000" cy="1688231"/>
+            <wp:effectExtent b="0" l="0" r="0" t="0"/>
+            <wp:docPr descr="H_hist" title="" id="94" name="Picture"/>
+            <a:graphic>
+              <a:graphicData uri="http://schemas.openxmlformats.org/drawingml/2006/picture">
+                <pic:pic>
+                  <pic:nvPicPr>
+                    <pic:cNvPr descr="figures_catalog/H_interaction_hist.png" id="95" name="Picture"/>
+                    <pic:cNvPicPr>
+                      <a:picLocks noChangeArrowheads="1" noChangeAspect="1"/>
+                    </pic:cNvPicPr>
+                  </pic:nvPicPr>
+                  <pic:blipFill>
+                    <a:blip r:embed="rId93"/>
+                    <a:stretch>
+                      <a:fillRect/>
+                    </a:stretch>
+                  </pic:blipFill>
+                  <pic:spPr bwMode="auto">
+                    <a:xfrm>
+                      <a:off x="0" y="0"/>
+                      <a:ext cx="5334000" cy="1688231"/>
+                    </a:xfrm>
+                    <a:prstGeom prst="rect">
+                      <a:avLst/>
+                    </a:prstGeom>
+                    <a:noFill/>
+                    <a:ln w="9525">
+                      <a:noFill/>
+                      <a:headEnd/>
+                      <a:tailEnd/>
+                    </a:ln>
+                  </pic:spPr>
+                </pic:pic>
+              </a:graphicData>
+            </a:graphic>
+          </wp:inline>
+        </w:drawing>
+      </w:r>
+      <w:r>
+        <w:rPr>
+          <w:rtl/>
+        </w:rPr>
+        <w:t xml:space="preserve"> </w:t>
+      </w:r>
+      <w:r>
+        <w:drawing>
+          <wp:inline>
+            <wp:extent cx="5334000" cy="2982638"/>
+            <wp:effectExtent b="0" l="0" r="0" t="0"/>
+            <wp:docPr descr="H_prof" title="" id="97" name="Picture"/>
+            <a:graphic>
+              <a:graphicData uri="http://schemas.openxmlformats.org/drawingml/2006/picture">
+                <pic:pic>
+                  <pic:nvPicPr>
+                    <pic:cNvPr descr="figures_catalog/H_interaction_prof.png" id="98" name="Picture"/>
+                    <pic:cNvPicPr>
+                      <a:picLocks noChangeArrowheads="1" noChangeAspect="1"/>
+                    </pic:cNvPicPr>
+                  </pic:nvPicPr>
+                  <pic:blipFill>
+                    <a:blip r:embed="rId96"/>
+                    <a:stretch>
+                      <a:fillRect/>
+                    </a:stretch>
+                  </pic:blipFill>
+                  <pic:spPr bwMode="auto">
+                    <a:xfrm>
+                      <a:off x="0" y="0"/>
+                      <a:ext cx="5334000" cy="2982638"/>
+                    </a:xfrm>
+                    <a:prstGeom prst="rect">
+                      <a:avLst/>
+                    </a:prstGeom>
+                    <a:noFill/>
+                    <a:ln w="9525">
+                      <a:noFill/>
+                      <a:headEnd/>
+                      <a:tailEnd/>
+                    </a:ln>
+                  </pic:spPr>
+                </pic:pic>
+              </a:graphicData>
+            </a:graphic>
+          </wp:inline>
+        </w:drawing>
+      </w:r>
+    </w:p>
+    <w:bookmarkEnd w:id="99"/>
+    <w:bookmarkStart w:id="106" w:name="Xaa90343fb524af7568fbd7ffec26a39e4796dcb"/>
+    <w:p>
+      <w:pPr>
+        <w:pStyle w:val="Heading2"/>
+        <w:bidi/>
+      </w:pPr>
+      <w:r>
+        <w:rPr>
+          <w:rtl/>
+        </w:rPr>
+        <w:t xml:space="preserve">بخش ۴-۱۴ — اثر ممزوج بودن معادلات (ممزوج / غیرممزوج)</w:t>
+      </w:r>
+    </w:p>
+    <w:p>
+      <w:pPr>
+        <w:bidi/>
+      </w:pPr>
+      <w:r>
+        <w:drawing>
+          <wp:inline>
+            <wp:extent cx="5334000" cy="1688231"/>
+            <wp:effectExtent b="0" l="0" r="0" t="0"/>
+            <wp:docPr descr="I_hist" title="" id="101" name="Picture"/>
+            <a:graphic>
+              <a:graphicData uri="http://schemas.openxmlformats.org/drawingml/2006/picture">
+                <pic:pic>
+                  <pic:nvPicPr>
+                    <pic:cNvPr descr="figures_catalog/I_coupling_hist.png" id="102" name="Picture"/>
+                    <pic:cNvPicPr>
+                      <a:picLocks noChangeArrowheads="1" noChangeAspect="1"/>
+                    </pic:cNvPicPr>
+                  </pic:nvPicPr>
+                  <pic:blipFill>
+                    <a:blip r:embed="rId100"/>
+                    <a:stretch>
+                      <a:fillRect/>
+                    </a:stretch>
+                  </pic:blipFill>
+                  <pic:spPr bwMode="auto">
+                    <a:xfrm>
+                      <a:off x="0" y="0"/>
+                      <a:ext cx="5334000" cy="1688231"/>
+                    </a:xfrm>
+                    <a:prstGeom prst="rect">
+                      <a:avLst/>
+                    </a:prstGeom>
+                    <a:noFill/>
+                    <a:ln w="9525">
+                      <a:noFill/>
+                      <a:headEnd/>
+                      <a:tailEnd/>
+                    </a:ln>
+                  </pic:spPr>
+                </pic:pic>
+              </a:graphicData>
+            </a:graphic>
+          </wp:inline>
+        </w:drawing>
+      </w:r>
+      <w:r>
+        <w:rPr>
+          <w:rtl/>
+        </w:rPr>
+        <w:t xml:space="preserve"> </w:t>
+      </w:r>
+      <w:r>
+        <w:drawing>
+          <wp:inline>
+            <wp:extent cx="5334000" cy="2982638"/>
+            <wp:effectExtent b="0" l="0" r="0" t="0"/>
+            <wp:docPr descr="I_prof" title="" id="104" name="Picture"/>
+            <a:graphic>
+              <a:graphicData uri="http://schemas.openxmlformats.org/drawingml/2006/picture">
+                <pic:pic>
+                  <pic:nvPicPr>
+                    <pic:cNvPr descr="figures_catalog/I_coupling_prof.png" id="105" name="Picture"/>
+                    <pic:cNvPicPr>
+                      <a:picLocks noChangeArrowheads="1" noChangeAspect="1"/>
+                    </pic:cNvPicPr>
+                  </pic:nvPicPr>
+                  <pic:blipFill>
+                    <a:blip r:embed="rId103"/>
+                    <a:stretch>
+                      <a:fillRect/>
+                    </a:stretch>
+                  </pic:blipFill>
+                  <pic:spPr bwMode="auto">
+                    <a:xfrm>
+                      <a:off x="0" y="0"/>
+                      <a:ext cx="5334000" cy="2982638"/>
+                    </a:xfrm>
+                    <a:prstGeom prst="rect">
+                      <a:avLst/>
+                    </a:prstGeom>
+                    <a:noFill/>
+                    <a:ln w="9525">
+                      <a:noFill/>
+                      <a:headEnd/>
+                      <a:tailEnd/>
+                    </a:ln>
+                  </pic:spPr>
+                </pic:pic>
+              </a:graphicData>
+            </a:graphic>
+          </wp:inline>
+        </w:drawing>
+      </w:r>
+    </w:p>
+    <w:bookmarkEnd w:id="106"/>
+    <w:bookmarkStart w:id="113" w:name="X01ffbb4bc6fc46265036786f1bd25dab44cae4d"/>
+    <w:p>
+      <w:pPr>
+        <w:pStyle w:val="Heading2"/>
+        <w:bidi/>
+      </w:pPr>
+      <w:r>
+        <w:rPr>
+          <w:rtl/>
+        </w:rPr>
+        <w:t xml:space="preserve">بخش ۴-۱۵ — اثر ضریب همرفت سطح خارجی (h_c = 10 / 100 / 1000)</w:t>
+      </w:r>
+    </w:p>
+    <w:p>
+      <w:pPr>
+        <w:bidi/>
+      </w:pPr>
+      <w:r>
+        <w:drawing>
+          <wp:inline>
+            <wp:extent cx="5334000" cy="1688231"/>
+            <wp:effectExtent b="0" l="0" r="0" t="0"/>
+            <wp:docPr descr="J_hist" title="" id="108" name="Picture"/>
+            <a:graphic>
+              <a:graphicData uri="http://schemas.openxmlformats.org/drawingml/2006/picture">
+                <pic:pic>
+                  <pic:nvPicPr>
+                    <pic:cNvPr descr="figures_catalog/J_convection_hist.png" id="109" name="Picture"/>
+                    <pic:cNvPicPr>
+                      <a:picLocks noChangeArrowheads="1" noChangeAspect="1"/>
+                    </pic:cNvPicPr>
+                  </pic:nvPicPr>
+                  <pic:blipFill>
+                    <a:blip r:embed="rId107"/>
+                    <a:stretch>
+                      <a:fillRect/>
+                    </a:stretch>
+                  </pic:blipFill>
+                  <pic:spPr bwMode="auto">
+                    <a:xfrm>
+                      <a:off x="0" y="0"/>
+                      <a:ext cx="5334000" cy="1688231"/>
+                    </a:xfrm>
+                    <a:prstGeom prst="rect">
+                      <a:avLst/>
+                    </a:prstGeom>
+                    <a:noFill/>
+                    <a:ln w="9525">
+                      <a:noFill/>
+                      <a:headEnd/>
+                      <a:tailEnd/>
+                    </a:ln>
+                  </pic:spPr>
+                </pic:pic>
+              </a:graphicData>
+            </a:graphic>
+          </wp:inline>
+        </w:drawing>
+      </w:r>
+      <w:r>
+        <w:rPr>
+          <w:rtl/>
+        </w:rPr>
+        <w:t xml:space="preserve"> </w:t>
+      </w:r>
+      <w:r>
+        <w:drawing>
+          <wp:inline>
+            <wp:extent cx="5334000" cy="2635146"/>
+            <wp:effectExtent b="0" l="0" r="0" t="0"/>
+            <wp:docPr descr="J_prof" title="" id="111" name="Picture"/>
+            <a:graphic>
+              <a:graphicData uri="http://schemas.openxmlformats.org/drawingml/2006/picture">
+                <pic:pic>
+                  <pic:nvPicPr>
+                    <pic:cNvPr descr="figures_catalog/J_convection_prof.png" id="112" name="Picture"/>
+                    <pic:cNvPicPr>
+                      <a:picLocks noChangeArrowheads="1" noChangeAspect="1"/>
+                    </pic:cNvPicPr>
+                  </pic:nvPicPr>
+                  <pic:blipFill>
+                    <a:blip r:embed="rId110"/>
+                    <a:stretch>
+                      <a:fillRect/>
+                    </a:stretch>
+                  </pic:blipFill>
+                  <pic:spPr bwMode="auto">
+                    <a:xfrm>
+                      <a:off x="0" y="0"/>
+                      <a:ext cx="5334000" cy="2635146"/>
+                    </a:xfrm>
+                    <a:prstGeom prst="rect">
+                      <a:avLst/>
+                    </a:prstGeom>
+                    <a:noFill/>
+                    <a:ln w="9525">
+                      <a:noFill/>
+                      <a:headEnd/>
+                      <a:tailEnd/>
+                    </a:ln>
+                  </pic:spPr>
+                </pic:pic>
+              </a:graphicData>
+            </a:graphic>
+          </wp:inline>
+        </w:drawing>
+      </w:r>
+    </w:p>
+    <w:bookmarkEnd w:id="113"/>
+    <w:bookmarkStart w:id="120" w:name="X2d5c7fad089b56875e57b2c37084ef5bee7d438"/>
+    <w:p>
+      <w:pPr>
+        <w:pStyle w:val="Heading2"/>
+        <w:bidi/>
+      </w:pPr>
+      <w:r>
+        <w:rPr>
+          <w:rtl/>
+        </w:rPr>
+        <w:t xml:space="preserve">بخش ۴-۱۶ — اثر ضخامت جداره (R_o = 0.15 / 0.20 / 0.30)</w:t>
+      </w:r>
+    </w:p>
+    <w:p>
+      <w:pPr>
+        <w:bidi/>
+      </w:pPr>
+      <w:r>
+        <w:drawing>
+          <wp:inline>
+            <wp:extent cx="5334000" cy="1688231"/>
+            <wp:effectExtent b="0" l="0" r="0" t="0"/>
+            <wp:docPr descr="K_hist" title="" id="115" name="Picture"/>
+            <a:graphic>
+              <a:graphicData uri="http://schemas.openxmlformats.org/drawingml/2006/picture">
+                <pic:pic>
+                  <pic:nvPicPr>
+                    <pic:cNvPr descr="figures_catalog/K_thickness_hist.png" id="116" name="Picture"/>
+                    <pic:cNvPicPr>
+                      <a:picLocks noChangeArrowheads="1" noChangeAspect="1"/>
+                    </pic:cNvPicPr>
+                  </pic:nvPicPr>
+                  <pic:blipFill>
+                    <a:blip r:embed="rId114"/>
+                    <a:stretch>
+                      <a:fillRect/>
+                    </a:stretch>
+                  </pic:blipFill>
+                  <pic:spPr bwMode="auto">
+                    <a:xfrm>
+                      <a:off x="0" y="0"/>
+                      <a:ext cx="5334000" cy="1688231"/>
+                    </a:xfrm>
+                    <a:prstGeom prst="rect">
+                      <a:avLst/>
+                    </a:prstGeom>
+                    <a:noFill/>
+                    <a:ln w="9525">
+                      <a:noFill/>
+                      <a:headEnd/>
+                      <a:tailEnd/>
+                    </a:ln>
+                  </pic:spPr>
+                </pic:pic>
+              </a:graphicData>
+            </a:graphic>
+          </wp:inline>
+        </w:drawing>
+      </w:r>
+      <w:r>
+        <w:rPr>
+          <w:rtl/>
+        </w:rPr>
+        <w:t xml:space="preserve"> </w:t>
+      </w:r>
+      <w:r>
+        <w:drawing>
+          <wp:inline>
+            <wp:extent cx="5334000" cy="2982638"/>
+            <wp:effectExtent b="0" l="0" r="0" t="0"/>
+            <wp:docPr descr="K_prof" title="" id="118" name="Picture"/>
+            <a:graphic>
+              <a:graphicData uri="http://schemas.openxmlformats.org/drawingml/2006/picture">
+                <pic:pic>
+                  <pic:nvPicPr>
+                    <pic:cNvPr descr="figures_catalog/K_thickness_prof.png" id="119" name="Picture"/>
+                    <pic:cNvPicPr>
+                      <a:picLocks noChangeArrowheads="1" noChangeAspect="1"/>
+                    </pic:cNvPicPr>
+                  </pic:nvPicPr>
+                  <pic:blipFill>
+                    <a:blip r:embed="rId117"/>
+                    <a:stretch>
+                      <a:fillRect/>
+                    </a:stretch>
+                  </pic:blipFill>
+                  <pic:spPr bwMode="auto">
+                    <a:xfrm>
+                      <a:off x="0" y="0"/>
+                      <a:ext cx="5334000" cy="2982638"/>
+                    </a:xfrm>
+                    <a:prstGeom prst="rect">
+                      <a:avLst/>
+                    </a:prstGeom>
+                    <a:noFill/>
+                    <a:ln w="9525">
+                      <a:noFill/>
+                      <a:headEnd/>
+                      <a:tailEnd/>
+                    </a:ln>
+                  </pic:spPr>
+                </pic:pic>
+              </a:graphicData>
+            </a:graphic>
+          </wp:inline>
+        </w:drawing>
+      </w:r>
+    </w:p>
+    <w:bookmarkEnd w:id="120"/>
+    <w:bookmarkStart w:id="127" w:name="بخش-۴-۳-همگرایی-لایهای-n_l-3-5-9-15"/>
+    <w:p>
+      <w:pPr>
+        <w:pStyle w:val="Heading2"/>
+        <w:bidi/>
+      </w:pPr>
+      <w:r>
+        <w:rPr>
+          <w:rtl/>
+        </w:rPr>
+        <w:t xml:space="preserve">بخش ۴-۳ — همگرایی لایه‌ای (N_L = 3 / 5 / 9 / 15)</w:t>
+      </w:r>
+    </w:p>
+    <w:p>
+      <w:pPr>
+        <w:bidi/>
+      </w:pPr>
+      <w:r>
+        <w:drawing>
+          <wp:inline>
+            <wp:extent cx="5334000" cy="1688231"/>
+            <wp:effectExtent b="0" l="0" r="0" t="0"/>
+            <wp:docPr descr="L_hist" title="" id="122" name="Picture"/>
+            <a:graphic>
+              <a:graphicData uri="http://schemas.openxmlformats.org/drawingml/2006/picture">
+                <pic:pic>
+                  <pic:nvPicPr>
+                    <pic:cNvPr descr="figures_catalog/L_layers_hist.png" id="123" name="Picture"/>
+                    <pic:cNvPicPr>
+                      <a:picLocks noChangeArrowheads="1" noChangeAspect="1"/>
+                    </pic:cNvPicPr>
+                  </pic:nvPicPr>
+                  <pic:blipFill>
+                    <a:blip r:embed="rId121"/>
+                    <a:stretch>
+                      <a:fillRect/>
+                    </a:stretch>
+                  </pic:blipFill>
+                  <pic:spPr bwMode="auto">
+                    <a:xfrm>
+                      <a:off x="0" y="0"/>
+                      <a:ext cx="5334000" cy="1688231"/>
+                    </a:xfrm>
+                    <a:prstGeom prst="rect">
+                      <a:avLst/>
+                    </a:prstGeom>
+                    <a:noFill/>
+                    <a:ln w="9525">
+                      <a:noFill/>
+                      <a:headEnd/>
+                      <a:tailEnd/>
+                    </a:ln>
+                  </pic:spPr>
+                </pic:pic>
+              </a:graphicData>
+            </a:graphic>
+          </wp:inline>
+        </w:drawing>
+      </w:r>
+      <w:r>
+        <w:rPr>
+          <w:rtl/>
+        </w:rPr>
+        <w:t xml:space="preserve"> </w:t>
+      </w:r>
+      <w:r>
+        <w:drawing>
+          <wp:inline>
+            <wp:extent cx="5334000" cy="2982638"/>
+            <wp:effectExtent b="0" l="0" r="0" t="0"/>
+            <wp:docPr descr="L_prof" title="" id="125" name="Picture"/>
+            <a:graphic>
+              <a:graphicData uri="http://schemas.openxmlformats.org/drawingml/2006/picture">
+                <pic:pic>
+                  <pic:nvPicPr>
+                    <pic:cNvPr descr="figures_catalog/L_layers_prof.png" id="126" name="Picture"/>
+                    <pic:cNvPicPr>
+                      <a:picLocks noChangeArrowheads="1" noChangeAspect="1"/>
+                    </pic:cNvPicPr>
+                  </pic:nvPicPr>
+                  <pic:blipFill>
+                    <a:blip r:embed="rId124"/>
+                    <a:stretch>
+                      <a:fillRect/>
+                    </a:stretch>
+                  </pic:blipFill>
+                  <pic:spPr bwMode="auto">
+                    <a:xfrm>
+                      <a:off x="0" y="0"/>
+                      <a:ext cx="5334000" cy="2982638"/>
+                    </a:xfrm>
+                    <a:prstGeom prst="rect">
+                      <a:avLst/>
+                    </a:prstGeom>
+                    <a:noFill/>
+                    <a:ln w="9525">
+                      <a:noFill/>
+                      <a:headEnd/>
+                      <a:tailEnd/>
+                    </a:ln>
+                  </pic:spPr>
+                </pic:pic>
+              </a:graphicData>
+            </a:graphic>
+          </wp:inline>
+        </w:drawing>
+      </w:r>
+    </w:p>
+    <w:bookmarkEnd w:id="127"/>
+    <w:bookmarkStart w:id="134" w:name="X8933a277a376298336597aeba9b4b4f2bb71beb"/>
+    <w:p>
+      <w:pPr>
+        <w:pStyle w:val="Heading2"/>
+        <w:bidi/>
+      </w:pPr>
+      <w:r>
+        <w:rPr>
+          <w:rtl/>
+        </w:rPr>
+        <w:t xml:space="preserve">بخش ۴-۱۷ — پاسخ به شوک حرارتی گاوسی (لرد-شولمن / فوریه)</w:t>
+      </w:r>
+    </w:p>
+    <w:p>
+      <w:pPr>
+        <w:bidi/>
+      </w:pPr>
+      <w:r>
+        <w:drawing>
+          <wp:inline>
+            <wp:extent cx="5334000" cy="1688231"/>
+            <wp:effectExtent b="0" l="0" r="0" t="0"/>
+            <wp:docPr descr="M_hist" title="" id="129" name="Picture"/>
+            <a:graphic>
+              <a:graphicData uri="http://schemas.openxmlformats.org/drawingml/2006/picture">
+                <pic:pic>
+                  <pic:nvPicPr>
+                    <pic:cNvPr descr="figures_catalog/M_gauss_shock_hist.png" id="130" name="Picture"/>
+                    <pic:cNvPicPr>
+                      <a:picLocks noChangeArrowheads="1" noChangeAspect="1"/>
+                    </pic:cNvPicPr>
+                  </pic:nvPicPr>
+                  <pic:blipFill>
+                    <a:blip r:embed="rId128"/>
+                    <a:stretch>
+                      <a:fillRect/>
+                    </a:stretch>
+                  </pic:blipFill>
+                  <pic:spPr bwMode="auto">
+                    <a:xfrm>
+                      <a:off x="0" y="0"/>
+                      <a:ext cx="5334000" cy="1688231"/>
+                    </a:xfrm>
+                    <a:prstGeom prst="rect">
+                      <a:avLst/>
+                    </a:prstGeom>
+                    <a:noFill/>
+                    <a:ln w="9525">
+                      <a:noFill/>
+                      <a:headEnd/>
+                      <a:tailEnd/>
+                    </a:ln>
+                  </pic:spPr>
+                </pic:pic>
+              </a:graphicData>
+            </a:graphic>
+          </wp:inline>
+        </w:drawing>
+      </w:r>
+      <w:r>
+        <w:rPr>
+          <w:rtl/>
+        </w:rPr>
+        <w:t xml:space="preserve"> </w:t>
+      </w:r>
+      <w:r>
+        <w:drawing>
+          <wp:inline>
+            <wp:extent cx="5334000" cy="2635146"/>
+            <wp:effectExtent b="0" l="0" r="0" t="0"/>
+            <wp:docPr descr="M_prof" title="" id="132" name="Picture"/>
+            <a:graphic>
+              <a:graphicData uri="http://schemas.openxmlformats.org/drawingml/2006/picture">
+                <pic:pic>
+                  <pic:nvPicPr>
+                    <pic:cNvPr descr="figures_catalog/M_gauss_shock_prof.png" id="133" name="Picture"/>
+                    <pic:cNvPicPr>
+                      <a:picLocks noChangeArrowheads="1" noChangeAspect="1"/>
+                    </pic:cNvPicPr>
+                  </pic:nvPicPr>
+                  <pic:blipFill>
+                    <a:blip r:embed="rId131"/>
+                    <a:stretch>
+                      <a:fillRect/>
+                    </a:stretch>
+                  </pic:blipFill>
+                  <pic:spPr bwMode="auto">
+                    <a:xfrm>
+                      <a:off x="0" y="0"/>
+                      <a:ext cx="5334000" cy="2635146"/>
+                    </a:xfrm>
+                    <a:prstGeom prst="rect">
+                      <a:avLst/>
+                    </a:prstGeom>
+                    <a:noFill/>
+                    <a:ln w="9525">
+                      <a:noFill/>
+                      <a:headEnd/>
+                      <a:tailEnd/>
+                    </a:ln>
+                  </pic:spPr>
+                </pic:pic>
+              </a:graphicData>
+            </a:graphic>
+          </wp:inline>
+        </w:drawing>
+      </w:r>
+    </w:p>
+    <w:bookmarkEnd w:id="134"/>
+    <w:bookmarkStart w:id="141" w:name="بخش-۴-۲۰-مقایسه-تئوریهای-ترموالاستیسیته"/>
+    <w:p>
+      <w:pPr>
+        <w:pStyle w:val="Heading2"/>
+        <w:bidi/>
+      </w:pPr>
+      <w:r>
+        <w:rPr>
+          <w:rtl/>
+        </w:rPr>
+        <w:t xml:space="preserve">بخش ۴-۲۰ — مقایسهٔ تئوری‌های ترموالاستیسیته</w:t>
+      </w:r>
+    </w:p>
+    <w:p>
+      <w:pPr>
+        <w:bidi/>
+      </w:pPr>
+      <w:r>
+        <w:drawing>
+          <wp:inline>
+            <wp:extent cx="5334000" cy="1688231"/>
+            <wp:effectExtent b="0" l="0" r="0" t="0"/>
+            <wp:docPr descr="T3_hist" title="" id="136" name="Picture"/>
+            <a:graphic>
+              <a:graphicData uri="http://schemas.openxmlformats.org/drawingml/2006/picture">
+                <pic:pic>
+                  <pic:nvPicPr>
+                    <pic:cNvPr descr="figures_catalog/T3_theories_hist.png" id="137" name="Picture"/>
+                    <pic:cNvPicPr>
+                      <a:picLocks noChangeArrowheads="1" noChangeAspect="1"/>
+                    </pic:cNvPicPr>
+                  </pic:nvPicPr>
+                  <pic:blipFill>
+                    <a:blip r:embed="rId135"/>
+                    <a:stretch>
+                      <a:fillRect/>
+                    </a:stretch>
+                  </pic:blipFill>
+                  <pic:spPr bwMode="auto">
+                    <a:xfrm>
+                      <a:off x="0" y="0"/>
+                      <a:ext cx="5334000" cy="1688231"/>
+                    </a:xfrm>
+                    <a:prstGeom prst="rect">
+                      <a:avLst/>
+                    </a:prstGeom>
+                    <a:noFill/>
+                    <a:ln w="9525">
+                      <a:noFill/>
+                      <a:headEnd/>
+                      <a:tailEnd/>
+                    </a:ln>
+                  </pic:spPr>
+                </pic:pic>
+              </a:graphicData>
+            </a:graphic>
+          </wp:inline>
+        </w:drawing>
+      </w:r>
+      <w:r>
+        <w:rPr>
+          <w:rtl/>
+        </w:rPr>
+        <w:t xml:space="preserve"> </w:t>
+      </w:r>
+      <w:r>
+        <w:drawing>
+          <wp:inline>
+            <wp:extent cx="5334000" cy="2982638"/>
+            <wp:effectExtent b="0" l="0" r="0" t="0"/>
+            <wp:docPr descr="T3_prof" title="" id="139" name="Picture"/>
+            <a:graphic>
+              <a:graphicData uri="http://schemas.openxmlformats.org/drawingml/2006/picture">
+                <pic:pic>
+                  <pic:nvPicPr>
+                    <pic:cNvPr descr="figures_catalog/T3_theories_prof.png" id="140" name="Picture"/>
+                    <pic:cNvPicPr>
+                      <a:picLocks noChangeArrowheads="1" noChangeAspect="1"/>
+                    </pic:cNvPicPr>
+                  </pic:nvPicPr>
+                  <pic:blipFill>
+                    <a:blip r:embed="rId138"/>
+                    <a:stretch>
+                      <a:fillRect/>
+                    </a:stretch>
+                  </pic:blipFill>
+                  <pic:spPr bwMode="auto">
+                    <a:xfrm>
+                      <a:off x="0" y="0"/>
+                      <a:ext cx="5334000" cy="2982638"/>
+                    </a:xfrm>
+                    <a:prstGeom prst="rect">
+                      <a:avLst/>
+                    </a:prstGeom>
+                    <a:noFill/>
+                    <a:ln w="9525">
+                      <a:noFill/>
+                      <a:headEnd/>
+                      <a:tailEnd/>
+                    </a:ln>
+                  </pic:spPr>
+                </pic:pic>
+              </a:graphicData>
+            </a:graphic>
+          </wp:inline>
+        </w:drawing>
+      </w:r>
+    </w:p>
+    <w:bookmarkEnd w:id="141"/>
+    <w:bookmarkEnd w:id="142"/>
     <w:sectPr>
       <w:footnotePr>
         <w:numRestart w:val="eachSect"/>
@@ -2337,8 +2868,114 @@
       </w:pPr>
     </w:lvl>
   </w:abstractNum>
+  <w:abstractNum w:abstractNumId="991">
+    <w:nsid w:val="0000A991"/>
+    <w:multiLevelType w:val="multilevel"/>
+    <w:lvl w:ilvl="0">
+      <w:numFmt w:val="bullet"/>
+      <w:lvlText w:val=""/>
+      <w:lvlJc w:val="left"/>
+      <w:pPr>
+        <w:ind w:left="720" w:hanging="360"/>
+      </w:pPr>
+      <w:rPr>
+        <w:rFonts w:ascii="Symbol" w:hAnsi="Symbol" w:cs="Symbol" w:hint="default"/>
+      </w:rPr>
+    </w:lvl>
+    <w:lvl w:ilvl="1">
+      <w:numFmt w:val="bullet"/>
+      <w:lvlText w:val="o"/>
+      <w:lvlJc w:val="left"/>
+      <w:pPr>
+        <w:ind w:left="1440" w:hanging="360"/>
+      </w:pPr>
+      <w:rPr>
+        <w:rFonts w:ascii="Courier New" w:hAnsi="Courier New" w:cs="Courier New" w:hint="default"/>
+      </w:rPr>
+    </w:lvl>
+    <w:lvl w:ilvl="2">
+      <w:numFmt w:val="bullet"/>
+      <w:lvlText w:val=""/>
+      <w:lvlJc w:val="left"/>
+      <w:pPr>
+        <w:ind w:left="2160" w:hanging="360"/>
+      </w:pPr>
+      <w:rPr>
+        <w:rFonts w:ascii="Wingdings" w:hAnsi="Wingdings" w:cs="Wingdings" w:hint="default"/>
+      </w:rPr>
+    </w:lvl>
+    <w:lvl w:ilvl="3">
+      <w:numFmt w:val="bullet"/>
+      <w:lvlText w:val=""/>
+      <w:lvlJc w:val="left"/>
+      <w:pPr>
+        <w:ind w:left="2880" w:hanging="360"/>
+      </w:pPr>
+      <w:rPr>
+        <w:rFonts w:ascii="Symbol" w:hAnsi="Symbol" w:cs="Symbol" w:hint="default"/>
+      </w:rPr>
+    </w:lvl>
+    <w:lvl w:ilvl="4">
+      <w:numFmt w:val="bullet"/>
+      <w:lvlText w:val="o"/>
+      <w:lvlJc w:val="left"/>
+      <w:pPr>
+        <w:ind w:left="3600" w:hanging="360"/>
+      </w:pPr>
+      <w:rPr>
+        <w:rFonts w:ascii="Courier New" w:hAnsi="Courier New" w:cs="Courier New" w:hint="default"/>
+      </w:rPr>
+    </w:lvl>
+    <w:lvl w:ilvl="5">
+      <w:numFmt w:val="bullet"/>
+      <w:lvlText w:val=""/>
+      <w:lvlJc w:val="left"/>
+      <w:pPr>
+        <w:ind w:left="4320" w:hanging="360"/>
+      </w:pPr>
+      <w:rPr>
+        <w:rFonts w:ascii="Wingdings" w:hAnsi="Wingdings" w:cs="Wingdings" w:hint="default"/>
+      </w:rPr>
+    </w:lvl>
+    <w:lvl w:ilvl="6">
+      <w:numFmt w:val="bullet"/>
+      <w:lvlText w:val=""/>
+      <w:lvlJc w:val="left"/>
+      <w:pPr>
+        <w:ind w:left="5040" w:hanging="360"/>
+      </w:pPr>
+      <w:rPr>
+        <w:rFonts w:ascii="Symbol" w:hAnsi="Symbol" w:cs="Symbol" w:hint="default"/>
+      </w:rPr>
+    </w:lvl>
+    <w:lvl w:ilvl="7">
+      <w:numFmt w:val="bullet"/>
+      <w:lvlText w:val="o"/>
+      <w:lvlJc w:val="left"/>
+      <w:pPr>
+        <w:ind w:left="5760" w:hanging="360"/>
+      </w:pPr>
+      <w:rPr>
+        <w:rFonts w:ascii="Courier New" w:hAnsi="Courier New" w:cs="Courier New" w:hint="default"/>
+      </w:rPr>
+    </w:lvl>
+    <w:lvl w:ilvl="8">
+      <w:numFmt w:val="bullet"/>
+      <w:lvlText w:val=""/>
+      <w:lvlJc w:val="left"/>
+      <w:pPr>
+        <w:ind w:left="6480" w:hanging="360"/>
+      </w:pPr>
+      <w:rPr>
+        <w:rFonts w:ascii="Wingdings" w:hAnsi="Wingdings" w:cs="Wingdings" w:hint="default"/>
+      </w:rPr>
+    </w:lvl>
+  </w:abstractNum>
   <w:num w:numId="1000">
     <w:abstractNumId w:val="990"/>
+  </w:num>
+  <w:num w:numId="1001">
+    <w:abstractNumId w:val="991"/>
   </w:num>
 </w:numbering>
 </file>

--- a/claude/FIGURE_CATALOG_FA.docx
+++ b/claude/FIGURE_CATALOG_FA.docx
@@ -228,19 +228,19 @@
           <w:bCs/>
           <w:rtl/>
         </w:rPr>
-        <w:t xml:space="preserve">بخش ۲ — پروفیل‌های شعاعی (زمان نهایی):</w:t>
-      </w:r>
-      <w:r>
-        <w:rPr>
-          <w:rtl/>
-        </w:rPr>
-        <w:t xml:space="preserve"> </w:t>
-      </w:r>
-      <w:r>
-        <w:rPr>
-          <w:rtl/>
-        </w:rPr>
-        <w:t xml:space="preserve">(۴) دمای</w:t>
+        <w:t xml:space="preserve">بخش ۲ — پروفیل‌های شعاعی در زمان نهایی (۸ پنل):</w:t>
+      </w:r>
+      <w:r>
+        <w:rPr>
+          <w:rtl/>
+        </w:rPr>
+        <w:t xml:space="preserve"> </w:t>
+      </w:r>
+      <w:r>
+        <w:rPr>
+          <w:rtl/>
+        </w:rPr>
+        <w:t xml:space="preserve">دمای</w:t>
       </w:r>
       <w:r>
         <w:rPr>
@@ -290,7 +290,181 @@
         <w:rPr>
           <w:rtl/>
         </w:rPr>
-        <w:t xml:space="preserve">· (۵) جابجایی</w:t>
+        <w:t xml:space="preserve">· کرنش</w:t>
+      </w:r>
+      <w:r>
+        <w:rPr>
+          <w:rtl/>
+        </w:rPr>
+        <w:t xml:space="preserve"> </w:t>
+      </w:r>
+      <w:r>
+        <w:rPr>
+          <w:rtl/>
+        </w:rPr>
+        <w:t xml:space="preserve">شعاعی</w:t>
+      </w:r>
+      <w:r>
+        <w:rPr>
+          <w:rtl/>
+        </w:rPr>
+        <w:t xml:space="preserve"> </w:t>
+      </w:r>
+      <m:oMath>
+        <m:sSub>
+          <m:e>
+            <m:r>
+              <m:t>ϵ</m:t>
+            </m:r>
+          </m:e>
+          <m:sub>
+            <m:r>
+              <m:t>r</m:t>
+            </m:r>
+            <m:r>
+              <m:t>r</m:t>
+            </m:r>
+          </m:sub>
+        </m:sSub>
+        <m:r>
+          <m:rPr>
+            <m:sty m:val="p"/>
+          </m:rPr>
+          <m:t>(</m:t>
+        </m:r>
+        <m:r>
+          <m:t>ξ</m:t>
+        </m:r>
+        <m:r>
+          <m:rPr>
+            <m:sty m:val="p"/>
+          </m:rPr>
+          <m:t>)</m:t>
+        </m:r>
+      </m:oMath>
+      <w:r>
+        <w:rPr>
+          <w:rtl/>
+        </w:rPr>
+        <w:t xml:space="preserve"> </w:t>
+      </w:r>
+      <w:r>
+        <w:rPr>
+          <w:rtl/>
+        </w:rPr>
+        <w:t xml:space="preserve">· کرنش محیطی</w:t>
+      </w:r>
+      <w:r>
+        <w:rPr>
+          <w:rtl/>
+        </w:rPr>
+        <w:t xml:space="preserve"> </w:t>
+      </w:r>
+      <m:oMath>
+        <m:sSub>
+          <m:e>
+            <m:r>
+              <m:t>ϵ</m:t>
+            </m:r>
+          </m:e>
+          <m:sub>
+            <m:r>
+              <m:t>θ</m:t>
+            </m:r>
+            <m:r>
+              <m:t>θ</m:t>
+            </m:r>
+          </m:sub>
+        </m:sSub>
+        <m:r>
+          <m:rPr>
+            <m:sty m:val="p"/>
+          </m:rPr>
+          <m:t>(</m:t>
+        </m:r>
+        <m:r>
+          <m:t>ξ</m:t>
+        </m:r>
+        <m:r>
+          <m:rPr>
+            <m:sty m:val="p"/>
+          </m:rPr>
+          <m:t>)</m:t>
+        </m:r>
+      </m:oMath>
+      <w:r>
+        <w:rPr>
+          <w:rtl/>
+        </w:rPr>
+        <w:t xml:space="preserve"> </w:t>
+      </w:r>
+      <w:r>
+        <w:rPr>
+          <w:rtl/>
+        </w:rPr>
+        <w:t xml:space="preserve">· کرنش</w:t>
+      </w:r>
+      <w:r>
+        <w:rPr>
+          <w:rtl/>
+        </w:rPr>
+        <w:t xml:space="preserve"> </w:t>
+      </w:r>
+      <w:r>
+        <w:rPr>
+          <w:rtl/>
+        </w:rPr>
+        <w:t xml:space="preserve">محوری</w:t>
+      </w:r>
+      <w:r>
+        <w:rPr>
+          <w:rtl/>
+        </w:rPr>
+        <w:t xml:space="preserve"> </w:t>
+      </w:r>
+      <m:oMath>
+        <m:sSub>
+          <m:e>
+            <m:r>
+              <m:t>ϵ</m:t>
+            </m:r>
+          </m:e>
+          <m:sub>
+            <m:r>
+              <m:t>z</m:t>
+            </m:r>
+            <m:r>
+              <m:t>z</m:t>
+            </m:r>
+          </m:sub>
+        </m:sSub>
+        <m:r>
+          <m:rPr>
+            <m:sty m:val="p"/>
+          </m:rPr>
+          <m:t>(</m:t>
+        </m:r>
+        <m:r>
+          <m:t>ξ</m:t>
+        </m:r>
+        <m:r>
+          <m:rPr>
+            <m:sty m:val="p"/>
+          </m:rPr>
+          <m:t>)</m:t>
+        </m:r>
+      </m:oMath>
+      <w:r>
+        <w:rPr>
+          <w:rtl/>
+        </w:rPr>
+        <w:t xml:space="preserve"> </w:t>
+      </w:r>
+      <w:r>
+        <w:rPr>
+          <w:rtl/>
+        </w:rPr>
+        <w:t xml:space="preserve">· جابجایی</w:t>
       </w:r>
       <w:r>
         <w:rPr>
@@ -340,57 +514,7 @@
         <w:rPr>
           <w:rtl/>
         </w:rPr>
-        <w:t xml:space="preserve">· (۶) کرنش محیطی</w:t>
-      </w:r>
-      <w:r>
-        <w:rPr>
-          <w:rtl/>
-        </w:rPr>
-        <w:t xml:space="preserve"> </w:t>
-      </w:r>
-      <m:oMath>
-        <m:sSub>
-          <m:e>
-            <m:r>
-              <m:t>ϵ</m:t>
-            </m:r>
-          </m:e>
-          <m:sub>
-            <m:r>
-              <m:t>θ</m:t>
-            </m:r>
-            <m:r>
-              <m:t>θ</m:t>
-            </m:r>
-          </m:sub>
-        </m:sSub>
-        <m:r>
-          <m:rPr>
-            <m:sty m:val="p"/>
-          </m:rPr>
-          <m:t>(</m:t>
-        </m:r>
-        <m:r>
-          <m:t>ξ</m:t>
-        </m:r>
-        <m:r>
-          <m:rPr>
-            <m:sty m:val="p"/>
-          </m:rPr>
-          <m:t>)</m:t>
-        </m:r>
-      </m:oMath>
-      <w:r>
-        <w:rPr>
-          <w:rtl/>
-        </w:rPr>
-        <w:t xml:space="preserve"> </w:t>
-      </w:r>
-      <w:r>
-        <w:rPr>
-          <w:rtl/>
-        </w:rPr>
-        <w:t xml:space="preserve">· (۷)</w:t>
+        <w:t xml:space="preserve">· تنش شعاعی</w:t>
       </w:r>
       <w:r>
         <w:rPr>
@@ -448,7 +572,7 @@
         <w:rPr>
           <w:rtl/>
         </w:rPr>
-        <w:t xml:space="preserve">· (۸)</w:t>
+        <w:t xml:space="preserve">· تنش محیطی</w:t>
       </w:r>
       <w:r>
         <w:rPr>
@@ -506,7 +630,7 @@
         <w:rPr>
           <w:rtl/>
         </w:rPr>
-        <w:t xml:space="preserve">· (۹)</w:t>
+        <w:t xml:space="preserve">· تنش محوری</w:t>
       </w:r>
       <w:r>
         <w:rPr>
@@ -554,6 +678,59 @@
           <m:t>)</m:t>
         </m:r>
       </m:oMath>
+      <w:r>
+        <w:rPr>
+          <w:rtl/>
+        </w:rPr>
+        <w:t xml:space="preserve">. (کرنش شعاعی و محیطی در زمان نهاییِ دقیق‌اند؛ کرنش محوری</w:t>
+      </w:r>
+      <w:r>
+        <w:rPr>
+          <w:rtl/>
+        </w:rPr>
+        <w:t xml:space="preserve"> </w:t>
+      </w:r>
+      <m:oMath>
+        <m:sSub>
+          <m:e>
+            <m:r>
+              <m:t>ϵ</m:t>
+            </m:r>
+          </m:e>
+          <m:sub>
+            <m:r>
+              <m:t>z</m:t>
+            </m:r>
+            <m:r>
+              <m:t>z</m:t>
+            </m:r>
+          </m:sub>
+        </m:sSub>
+      </m:oMath>
+      <w:r>
+        <w:rPr>
+          <w:rtl/>
+        </w:rPr>
+        <w:t xml:space="preserve"> </w:t>
+      </w:r>
+      <w:r>
+        <w:rPr>
+          <w:rtl/>
+        </w:rPr>
+        <w:t xml:space="preserve">از آخرین لحظهٔ ذخیره‌شده ≈ زمان نهایی محاسبه شده — برای زمان</w:t>
+      </w:r>
+      <w:r>
+        <w:rPr>
+          <w:rtl/>
+        </w:rPr>
+        <w:t xml:space="preserve"> </w:t>
+      </w:r>
+      <w:r>
+        <w:rPr>
+          <w:rtl/>
+        </w:rPr>
+        <w:t xml:space="preserve">نهاییِ دقیق آن، اجرای مجدد با ذخیرهٔ تاریخچهٔ کامل لازم است.)</w:t>
+      </w:r>
     </w:p>
     <w:p>
       <w:pPr>
@@ -754,7 +931,7 @@
       <w:r>
         <w:drawing>
           <wp:inline>
-            <wp:extent cx="5334000" cy="2635146"/>
+            <wp:extent cx="5334000" cy="2443959"/>
             <wp:effectExtent b="0" l="0" r="0" t="0"/>
             <wp:docPr descr="A_prof" title="" id="13" name="Picture"/>
             <a:graphic>
@@ -775,7 +952,7 @@
                   <pic:spPr bwMode="auto">
                     <a:xfrm>
                       <a:off x="0" y="0"/>
-                      <a:ext cx="5334000" cy="2635146"/>
+                      <a:ext cx="5334000" cy="2443959"/>
                     </a:xfrm>
                     <a:prstGeom prst="rect">
                       <a:avLst/>
@@ -863,7 +1040,7 @@
       <w:r>
         <w:drawing>
           <wp:inline>
-            <wp:extent cx="5334000" cy="2982638"/>
+            <wp:extent cx="5334000" cy="2443959"/>
             <wp:effectExtent b="0" l="0" r="0" t="0"/>
             <wp:docPr descr="B_prof" title="" id="20" name="Picture"/>
             <a:graphic>
@@ -884,7 +1061,7 @@
                   <pic:spPr bwMode="auto">
                     <a:xfrm>
                       <a:off x="0" y="0"/>
-                      <a:ext cx="5334000" cy="2982638"/>
+                      <a:ext cx="5334000" cy="2443959"/>
                     </a:xfrm>
                     <a:prstGeom prst="rect">
                       <a:avLst/>
@@ -972,7 +1149,7 @@
       <w:r>
         <w:drawing>
           <wp:inline>
-            <wp:extent cx="5334000" cy="2635146"/>
+            <wp:extent cx="5334000" cy="2443959"/>
             <wp:effectExtent b="0" l="0" r="0" t="0"/>
             <wp:docPr descr="E_prof" title="" id="27" name="Picture"/>
             <a:graphic>
@@ -993,7 +1170,7 @@
                   <pic:spPr bwMode="auto">
                     <a:xfrm>
                       <a:off x="0" y="0"/>
-                      <a:ext cx="5334000" cy="2635146"/>
+                      <a:ext cx="5334000" cy="2443959"/>
                     </a:xfrm>
                     <a:prstGeom prst="rect">
                       <a:avLst/>
@@ -1081,7 +1258,7 @@
       <w:r>
         <w:drawing>
           <wp:inline>
-            <wp:extent cx="5334000" cy="2982638"/>
+            <wp:extent cx="5334000" cy="2443959"/>
             <wp:effectExtent b="0" l="0" r="0" t="0"/>
             <wp:docPr descr="D_prof" title="" id="34" name="Picture"/>
             <a:graphic>
@@ -1102,7 +1279,7 @@
                   <pic:spPr bwMode="auto">
                     <a:xfrm>
                       <a:off x="0" y="0"/>
-                      <a:ext cx="5334000" cy="2982638"/>
+                      <a:ext cx="5334000" cy="2443959"/>
                     </a:xfrm>
                     <a:prstGeom prst="rect">
                       <a:avLst/>
@@ -1190,7 +1367,7 @@
       <w:r>
         <w:drawing>
           <wp:inline>
-            <wp:extent cx="5334000" cy="2635146"/>
+            <wp:extent cx="5334000" cy="2481564"/>
             <wp:effectExtent b="0" l="0" r="0" t="0"/>
             <wp:docPr descr="D2_prof" title="" id="41" name="Picture"/>
             <a:graphic>
@@ -1211,7 +1388,7 @@
                   <pic:spPr bwMode="auto">
                     <a:xfrm>
                       <a:off x="0" y="0"/>
-                      <a:ext cx="5334000" cy="2635146"/>
+                      <a:ext cx="5334000" cy="2481564"/>
                     </a:xfrm>
                     <a:prstGeom prst="rect">
                       <a:avLst/>
@@ -1299,7 +1476,7 @@
       <w:r>
         <w:drawing>
           <wp:inline>
-            <wp:extent cx="5334000" cy="2982638"/>
+            <wp:extent cx="5334000" cy="2443959"/>
             <wp:effectExtent b="0" l="0" r="0" t="0"/>
             <wp:docPr descr="O_prof" title="" id="48" name="Picture"/>
             <a:graphic>
@@ -1320,7 +1497,7 @@
                   <pic:spPr bwMode="auto">
                     <a:xfrm>
                       <a:off x="0" y="0"/>
-                      <a:ext cx="5334000" cy="2982638"/>
+                      <a:ext cx="5334000" cy="2443959"/>
                     </a:xfrm>
                     <a:prstGeom prst="rect">
                       <a:avLst/>
@@ -1408,7 +1585,7 @@
       <w:r>
         <w:drawing>
           <wp:inline>
-            <wp:extent cx="5334000" cy="2982638"/>
+            <wp:extent cx="5334000" cy="2481564"/>
             <wp:effectExtent b="0" l="0" r="0" t="0"/>
             <wp:docPr descr="P_prof" title="" id="55" name="Picture"/>
             <a:graphic>
@@ -1429,7 +1606,7 @@
                   <pic:spPr bwMode="auto">
                     <a:xfrm>
                       <a:off x="0" y="0"/>
-                      <a:ext cx="5334000" cy="2982638"/>
+                      <a:ext cx="5334000" cy="2481564"/>
                     </a:xfrm>
                     <a:prstGeom prst="rect">
                       <a:avLst/>
@@ -1517,7 +1694,7 @@
       <w:r>
         <w:drawing>
           <wp:inline>
-            <wp:extent cx="5334000" cy="2982638"/>
+            <wp:extent cx="5334000" cy="2443959"/>
             <wp:effectExtent b="0" l="0" r="0" t="0"/>
             <wp:docPr descr="C_prof" title="" id="62" name="Picture"/>
             <a:graphic>
@@ -1538,7 +1715,7 @@
                   <pic:spPr bwMode="auto">
                     <a:xfrm>
                       <a:off x="0" y="0"/>
-                      <a:ext cx="5334000" cy="2982638"/>
+                      <a:ext cx="5334000" cy="2443959"/>
                     </a:xfrm>
                     <a:prstGeom prst="rect">
                       <a:avLst/>
@@ -1626,7 +1803,7 @@
       <w:r>
         <w:drawing>
           <wp:inline>
-            <wp:extent cx="5334000" cy="2982638"/>
+            <wp:extent cx="5334000" cy="2481564"/>
             <wp:effectExtent b="0" l="0" r="0" t="0"/>
             <wp:docPr descr="F_prof" title="" id="69" name="Picture"/>
             <a:graphic>
@@ -1647,7 +1824,7 @@
                   <pic:spPr bwMode="auto">
                     <a:xfrm>
                       <a:off x="0" y="0"/>
-                      <a:ext cx="5334000" cy="2982638"/>
+                      <a:ext cx="5334000" cy="2481564"/>
                     </a:xfrm>
                     <a:prstGeom prst="rect">
                       <a:avLst/>
@@ -1735,7 +1912,7 @@
       <w:r>
         <w:drawing>
           <wp:inline>
-            <wp:extent cx="5334000" cy="2982638"/>
+            <wp:extent cx="5334000" cy="2443959"/>
             <wp:effectExtent b="0" l="0" r="0" t="0"/>
             <wp:docPr descr="G_prof" title="" id="76" name="Picture"/>
             <a:graphic>
@@ -1756,7 +1933,7 @@
                   <pic:spPr bwMode="auto">
                     <a:xfrm>
                       <a:off x="0" y="0"/>
-                      <a:ext cx="5334000" cy="2982638"/>
+                      <a:ext cx="5334000" cy="2443959"/>
                     </a:xfrm>
                     <a:prstGeom prst="rect">
                       <a:avLst/>
@@ -1844,7 +2021,7 @@
       <w:r>
         <w:drawing>
           <wp:inline>
-            <wp:extent cx="5334000" cy="2982638"/>
+            <wp:extent cx="5334000" cy="2443959"/>
             <wp:effectExtent b="0" l="0" r="0" t="0"/>
             <wp:docPr descr="N_prof" title="" id="83" name="Picture"/>
             <a:graphic>
@@ -1865,7 +2042,7 @@
                   <pic:spPr bwMode="auto">
                     <a:xfrm>
                       <a:off x="0" y="0"/>
-                      <a:ext cx="5334000" cy="2982638"/>
+                      <a:ext cx="5334000" cy="2443959"/>
                     </a:xfrm>
                     <a:prstGeom prst="rect">
                       <a:avLst/>
@@ -1953,7 +2130,7 @@
       <w:r>
         <w:drawing>
           <wp:inline>
-            <wp:extent cx="5334000" cy="2635146"/>
+            <wp:extent cx="5334000" cy="2481564"/>
             <wp:effectExtent b="0" l="0" r="0" t="0"/>
             <wp:docPr descr="Q_prof" title="" id="90" name="Picture"/>
             <a:graphic>
@@ -1974,7 +2151,7 @@
                   <pic:spPr bwMode="auto">
                     <a:xfrm>
                       <a:off x="0" y="0"/>
-                      <a:ext cx="5334000" cy="2635146"/>
+                      <a:ext cx="5334000" cy="2481564"/>
                     </a:xfrm>
                     <a:prstGeom prst="rect">
                       <a:avLst/>
@@ -2062,7 +2239,7 @@
       <w:r>
         <w:drawing>
           <wp:inline>
-            <wp:extent cx="5334000" cy="2982638"/>
+            <wp:extent cx="5334000" cy="2443959"/>
             <wp:effectExtent b="0" l="0" r="0" t="0"/>
             <wp:docPr descr="H_prof" title="" id="97" name="Picture"/>
             <a:graphic>
@@ -2083,7 +2260,7 @@
                   <pic:spPr bwMode="auto">
                     <a:xfrm>
                       <a:off x="0" y="0"/>
-                      <a:ext cx="5334000" cy="2982638"/>
+                      <a:ext cx="5334000" cy="2443959"/>
                     </a:xfrm>
                     <a:prstGeom prst="rect">
                       <a:avLst/>
@@ -2171,7 +2348,7 @@
       <w:r>
         <w:drawing>
           <wp:inline>
-            <wp:extent cx="5334000" cy="2982638"/>
+            <wp:extent cx="5334000" cy="2443959"/>
             <wp:effectExtent b="0" l="0" r="0" t="0"/>
             <wp:docPr descr="I_prof" title="" id="104" name="Picture"/>
             <a:graphic>
@@ -2192,7 +2369,7 @@
                   <pic:spPr bwMode="auto">
                     <a:xfrm>
                       <a:off x="0" y="0"/>
-                      <a:ext cx="5334000" cy="2982638"/>
+                      <a:ext cx="5334000" cy="2443959"/>
                     </a:xfrm>
                     <a:prstGeom prst="rect">
                       <a:avLst/>
@@ -2280,7 +2457,7 @@
       <w:r>
         <w:drawing>
           <wp:inline>
-            <wp:extent cx="5334000" cy="2635146"/>
+            <wp:extent cx="5334000" cy="2443959"/>
             <wp:effectExtent b="0" l="0" r="0" t="0"/>
             <wp:docPr descr="J_prof" title="" id="111" name="Picture"/>
             <a:graphic>
@@ -2301,7 +2478,7 @@
                   <pic:spPr bwMode="auto">
                     <a:xfrm>
                       <a:off x="0" y="0"/>
-                      <a:ext cx="5334000" cy="2635146"/>
+                      <a:ext cx="5334000" cy="2443959"/>
                     </a:xfrm>
                     <a:prstGeom prst="rect">
                       <a:avLst/>
@@ -2389,7 +2566,7 @@
       <w:r>
         <w:drawing>
           <wp:inline>
-            <wp:extent cx="5334000" cy="2982638"/>
+            <wp:extent cx="5334000" cy="2443959"/>
             <wp:effectExtent b="0" l="0" r="0" t="0"/>
             <wp:docPr descr="K_prof" title="" id="118" name="Picture"/>
             <a:graphic>
@@ -2410,7 +2587,7 @@
                   <pic:spPr bwMode="auto">
                     <a:xfrm>
                       <a:off x="0" y="0"/>
-                      <a:ext cx="5334000" cy="2982638"/>
+                      <a:ext cx="5334000" cy="2443959"/>
                     </a:xfrm>
                     <a:prstGeom prst="rect">
                       <a:avLst/>
@@ -2498,7 +2675,7 @@
       <w:r>
         <w:drawing>
           <wp:inline>
-            <wp:extent cx="5334000" cy="2982638"/>
+            <wp:extent cx="5334000" cy="2443959"/>
             <wp:effectExtent b="0" l="0" r="0" t="0"/>
             <wp:docPr descr="L_prof" title="" id="125" name="Picture"/>
             <a:graphic>
@@ -2519,7 +2696,7 @@
                   <pic:spPr bwMode="auto">
                     <a:xfrm>
                       <a:off x="0" y="0"/>
-                      <a:ext cx="5334000" cy="2982638"/>
+                      <a:ext cx="5334000" cy="2443959"/>
                     </a:xfrm>
                     <a:prstGeom prst="rect">
                       <a:avLst/>
@@ -2607,7 +2784,7 @@
       <w:r>
         <w:drawing>
           <wp:inline>
-            <wp:extent cx="5334000" cy="2635146"/>
+            <wp:extent cx="5334000" cy="2443959"/>
             <wp:effectExtent b="0" l="0" r="0" t="0"/>
             <wp:docPr descr="M_prof" title="" id="132" name="Picture"/>
             <a:graphic>
@@ -2628,7 +2805,7 @@
                   <pic:spPr bwMode="auto">
                     <a:xfrm>
                       <a:off x="0" y="0"/>
-                      <a:ext cx="5334000" cy="2635146"/>
+                      <a:ext cx="5334000" cy="2443959"/>
                     </a:xfrm>
                     <a:prstGeom prst="rect">
                       <a:avLst/>
@@ -2716,7 +2893,7 @@
       <w:r>
         <w:drawing>
           <wp:inline>
-            <wp:extent cx="5334000" cy="2982638"/>
+            <wp:extent cx="5334000" cy="2443959"/>
             <wp:effectExtent b="0" l="0" r="0" t="0"/>
             <wp:docPr descr="T3_prof" title="" id="139" name="Picture"/>
             <a:graphic>
@@ -2737,7 +2914,7 @@
                   <pic:spPr bwMode="auto">
                     <a:xfrm>
                       <a:off x="0" y="0"/>
-                      <a:ext cx="5334000" cy="2982638"/>
+                      <a:ext cx="5334000" cy="2443959"/>
                     </a:xfrm>
                     <a:prstGeom prst="rect">
                       <a:avLst/>

--- a/claude/FIGURE_CATALOG_FA.docx
+++ b/claude/FIGURE_CATALOG_FA.docx
@@ -682,7 +682,77 @@
         <w:rPr>
           <w:rtl/>
         </w:rPr>
-        <w:t xml:space="preserve">. (کرنش شعاعی و محیطی در زمان نهاییِ دقیق‌اند؛ کرنش محوری</w:t>
+        <w:t xml:space="preserve">. (هر سه کرنش در زمان نهاییِ دقیق‌اند:</w:t>
+      </w:r>
+      <w:r>
+        <w:rPr>
+          <w:rtl/>
+        </w:rPr>
+        <w:t xml:space="preserve"> </w:t>
+      </w:r>
+      <m:oMath>
+        <m:sSub>
+          <m:e>
+            <m:r>
+              <m:t>ϵ</m:t>
+            </m:r>
+          </m:e>
+          <m:sub>
+            <m:r>
+              <m:t>r</m:t>
+            </m:r>
+            <m:r>
+              <m:t>r</m:t>
+            </m:r>
+          </m:sub>
+        </m:sSub>
+      </m:oMath>
+      <w:r>
+        <w:rPr>
+          <w:rtl/>
+        </w:rPr>
+        <w:t xml:space="preserve"> </w:t>
+      </w:r>
+      <w:r>
+        <w:rPr>
+          <w:rtl/>
+        </w:rPr>
+        <w:t xml:space="preserve">و</w:t>
+      </w:r>
+      <w:r>
+        <w:rPr>
+          <w:rtl/>
+        </w:rPr>
+        <w:t xml:space="preserve"> </w:t>
+      </w:r>
+      <m:oMath>
+        <m:sSub>
+          <m:e>
+            <m:r>
+              <m:t>ϵ</m:t>
+            </m:r>
+          </m:e>
+          <m:sub>
+            <m:r>
+              <m:t>θ</m:t>
+            </m:r>
+            <m:r>
+              <m:t>θ</m:t>
+            </m:r>
+          </m:sub>
+        </m:sSub>
+      </m:oMath>
+      <w:r>
+        <w:rPr>
+          <w:rtl/>
+        </w:rPr>
+        <w:t xml:space="preserve"> </w:t>
+      </w:r>
+      <w:r>
+        <w:rPr>
+          <w:rtl/>
+        </w:rPr>
+        <w:t xml:space="preserve">از میدان جابجایی، و</w:t>
       </w:r>
       <w:r>
         <w:rPr>
@@ -717,19 +787,19 @@
         <w:rPr>
           <w:rtl/>
         </w:rPr>
-        <w:t xml:space="preserve">از آخرین لحظهٔ ذخیره‌شده ≈ زمان نهایی محاسبه شده — برای زمان</w:t>
-      </w:r>
-      <w:r>
-        <w:rPr>
-          <w:rtl/>
-        </w:rPr>
-        <w:t xml:space="preserve"> </w:t>
-      </w:r>
-      <w:r>
-        <w:rPr>
-          <w:rtl/>
-        </w:rPr>
-        <w:t xml:space="preserve">نهاییِ دقیق آن، اجرای مجدد با ذخیرهٔ تاریخچهٔ کامل لازم است.)</w:t>
+        <w:t xml:space="preserve">از تنش‌های</w:t>
+      </w:r>
+      <w:r>
+        <w:rPr>
+          <w:rtl/>
+        </w:rPr>
+        <w:t xml:space="preserve"> </w:t>
+      </w:r>
+      <w:r>
+        <w:rPr>
+          <w:rtl/>
+        </w:rPr>
+        <w:t xml:space="preserve">ذخیره‌شدهٔ زمان نهایی به کمک قانون هوک — بدون نیاز به اجرای مجدد.)</w:t>
       </w:r>
     </w:p>
     <w:p>
@@ -931,7 +1001,7 @@
       <w:r>
         <w:drawing>
           <wp:inline>
-            <wp:extent cx="5334000" cy="2443959"/>
+            <wp:extent cx="5334000" cy="2694269"/>
             <wp:effectExtent b="0" l="0" r="0" t="0"/>
             <wp:docPr descr="A_prof" title="" id="13" name="Picture"/>
             <a:graphic>
@@ -952,7 +1022,7 @@
                   <pic:spPr bwMode="auto">
                     <a:xfrm>
                       <a:off x="0" y="0"/>
-                      <a:ext cx="5334000" cy="2443959"/>
+                      <a:ext cx="5334000" cy="2694269"/>
                     </a:xfrm>
                     <a:prstGeom prst="rect">
                       <a:avLst/>
@@ -1299,7 +1369,7 @@
       </w:r>
     </w:p>
     <w:bookmarkEnd w:id="36"/>
-    <w:bookmarkStart w:id="43" w:name="بخش-۴-۷-بزرگنمایی-بازه-گذار-کسر-وزنی-24"/>
+    <w:bookmarkStart w:id="43" w:name="بخش-۴-۷-کسر-وزنی-کم-گرافن-۰۱-۰۳-۰۵-۰۹-۱۵"/>
     <w:p>
       <w:pPr>
         <w:pStyle w:val="Heading2"/>
@@ -1309,7 +1379,7 @@
         <w:rPr>
           <w:rtl/>
         </w:rPr>
-        <w:t xml:space="preserve">بخش ۴-۷ — بزرگ‌نمایی بازهٔ گذار کسر وزنی (2–4٪)</w:t>
+        <w:t xml:space="preserve">بخش ۴-۷ — کسر وزنی کمِ گرافن (۰٫۱ / ۰٫۳ / ۰٫۵ / ۰٫۹ / ۱٫۵٪)</w:t>
       </w:r>
     </w:p>
     <w:p>
@@ -1367,7 +1437,7 @@
       <w:r>
         <w:drawing>
           <wp:inline>
-            <wp:extent cx="5334000" cy="2481564"/>
+            <wp:extent cx="5334000" cy="2443959"/>
             <wp:effectExtent b="0" l="0" r="0" t="0"/>
             <wp:docPr descr="D2_prof" title="" id="41" name="Picture"/>
             <a:graphic>
@@ -1388,7 +1458,7 @@
                   <pic:spPr bwMode="auto">
                     <a:xfrm>
                       <a:off x="0" y="0"/>
-                      <a:ext cx="5334000" cy="2481564"/>
+                      <a:ext cx="5334000" cy="2443959"/>
                     </a:xfrm>
                     <a:prstGeom prst="rect">
                       <a:avLst/>
@@ -1585,7 +1655,7 @@
       <w:r>
         <w:drawing>
           <wp:inline>
-            <wp:extent cx="5334000" cy="2481564"/>
+            <wp:extent cx="5334000" cy="2694269"/>
             <wp:effectExtent b="0" l="0" r="0" t="0"/>
             <wp:docPr descr="P_prof" title="" id="55" name="Picture"/>
             <a:graphic>
@@ -1606,7 +1676,7 @@
                   <pic:spPr bwMode="auto">
                     <a:xfrm>
                       <a:off x="0" y="0"/>
-                      <a:ext cx="5334000" cy="2481564"/>
+                      <a:ext cx="5334000" cy="2694269"/>
                     </a:xfrm>
                     <a:prstGeom prst="rect">
                       <a:avLst/>
@@ -1694,7 +1764,7 @@
       <w:r>
         <w:drawing>
           <wp:inline>
-            <wp:extent cx="5334000" cy="2443959"/>
+            <wp:extent cx="5334000" cy="2694269"/>
             <wp:effectExtent b="0" l="0" r="0" t="0"/>
             <wp:docPr descr="C_prof" title="" id="62" name="Picture"/>
             <a:graphic>
@@ -1715,7 +1785,7 @@
                   <pic:spPr bwMode="auto">
                     <a:xfrm>
                       <a:off x="0" y="0"/>
-                      <a:ext cx="5334000" cy="2443959"/>
+                      <a:ext cx="5334000" cy="2694269"/>
                     </a:xfrm>
                     <a:prstGeom prst="rect">
                       <a:avLst/>
@@ -1803,7 +1873,7 @@
       <w:r>
         <w:drawing>
           <wp:inline>
-            <wp:extent cx="5334000" cy="2481564"/>
+            <wp:extent cx="5334000" cy="2694269"/>
             <wp:effectExtent b="0" l="0" r="0" t="0"/>
             <wp:docPr descr="F_prof" title="" id="69" name="Picture"/>
             <a:graphic>
@@ -1824,7 +1894,7 @@
                   <pic:spPr bwMode="auto">
                     <a:xfrm>
                       <a:off x="0" y="0"/>
-                      <a:ext cx="5334000" cy="2481564"/>
+                      <a:ext cx="5334000" cy="2694269"/>
                     </a:xfrm>
                     <a:prstGeom prst="rect">
                       <a:avLst/>
@@ -1912,7 +1982,7 @@
       <w:r>
         <w:drawing>
           <wp:inline>
-            <wp:extent cx="5334000" cy="2443959"/>
+            <wp:extent cx="5334000" cy="2694269"/>
             <wp:effectExtent b="0" l="0" r="0" t="0"/>
             <wp:docPr descr="G_prof" title="" id="76" name="Picture"/>
             <a:graphic>
@@ -1933,7 +2003,7 @@
                   <pic:spPr bwMode="auto">
                     <a:xfrm>
                       <a:off x="0" y="0"/>
-                      <a:ext cx="5334000" cy="2443959"/>
+                      <a:ext cx="5334000" cy="2694269"/>
                     </a:xfrm>
                     <a:prstGeom prst="rect">
                       <a:avLst/>
@@ -2130,7 +2200,7 @@
       <w:r>
         <w:drawing>
           <wp:inline>
-            <wp:extent cx="5334000" cy="2481564"/>
+            <wp:extent cx="5334000" cy="2694269"/>
             <wp:effectExtent b="0" l="0" r="0" t="0"/>
             <wp:docPr descr="Q_prof" title="" id="90" name="Picture"/>
             <a:graphic>
@@ -2151,7 +2221,7 @@
                   <pic:spPr bwMode="auto">
                     <a:xfrm>
                       <a:off x="0" y="0"/>
-                      <a:ext cx="5334000" cy="2481564"/>
+                      <a:ext cx="5334000" cy="2694269"/>
                     </a:xfrm>
                     <a:prstGeom prst="rect">
                       <a:avLst/>
@@ -2566,7 +2636,7 @@
       <w:r>
         <w:drawing>
           <wp:inline>
-            <wp:extent cx="5334000" cy="2443959"/>
+            <wp:extent cx="5334000" cy="2694269"/>
             <wp:effectExtent b="0" l="0" r="0" t="0"/>
             <wp:docPr descr="K_prof" title="" id="118" name="Picture"/>
             <a:graphic>
@@ -2587,7 +2657,7 @@
                   <pic:spPr bwMode="auto">
                     <a:xfrm>
                       <a:off x="0" y="0"/>
-                      <a:ext cx="5334000" cy="2443959"/>
+                      <a:ext cx="5334000" cy="2694269"/>
                     </a:xfrm>
                     <a:prstGeom prst="rect">
                       <a:avLst/>
@@ -2675,7 +2745,7 @@
       <w:r>
         <w:drawing>
           <wp:inline>
-            <wp:extent cx="5334000" cy="2443959"/>
+            <wp:extent cx="5334000" cy="2694269"/>
             <wp:effectExtent b="0" l="0" r="0" t="0"/>
             <wp:docPr descr="L_prof" title="" id="125" name="Picture"/>
             <a:graphic>
@@ -2696,7 +2766,7 @@
                   <pic:spPr bwMode="auto">
                     <a:xfrm>
                       <a:off x="0" y="0"/>
-                      <a:ext cx="5334000" cy="2443959"/>
+                      <a:ext cx="5334000" cy="2694269"/>
                     </a:xfrm>
                     <a:prstGeom prst="rect">
                       <a:avLst/>
@@ -2784,7 +2854,7 @@
       <w:r>
         <w:drawing>
           <wp:inline>
-            <wp:extent cx="5334000" cy="2443959"/>
+            <wp:extent cx="5334000" cy="2694269"/>
             <wp:effectExtent b="0" l="0" r="0" t="0"/>
             <wp:docPr descr="M_prof" title="" id="132" name="Picture"/>
             <a:graphic>
@@ -2805,7 +2875,7 @@
                   <pic:spPr bwMode="auto">
                     <a:xfrm>
                       <a:off x="0" y="0"/>
-                      <a:ext cx="5334000" cy="2443959"/>
+                      <a:ext cx="5334000" cy="2694269"/>
                     </a:xfrm>
                     <a:prstGeom prst="rect">
                       <a:avLst/>
